--- a/Quotations/8_9_march_grover/Quotation With Sound.docx
+++ b/Quotations/8_9_march_grover/Quotation With Sound.docx
@@ -1063,20 +1063,6 @@
               <w:t>Name Hoarding (2)</w:t>
             </w:r>
           </w:p>
-          <w:p>
-            <w:pPr>
-              <w:rPr>
-                <w:rStyle w:val="IntenseEmphasis"/>
-                <w:rFonts w:eastAsia="Calibri Light"/>
-                <w:b w:val="0"/>
-                <w:bCs w:val="0"/>
-                <w:i w:val="0"/>
-                <w:iCs w:val="0"/>
-                <w:sz w:val="28"/>
-                <w:szCs w:val="28"/>
-              </w:rPr>
-            </w:pPr>
-          </w:p>
         </w:tc>
         <w:tc>
           <w:tcPr>
@@ -1136,20 +1122,7 @@
                 <w:sz w:val="28"/>
                 <w:szCs w:val="28"/>
               </w:rPr>
-              <w:t>4</w:t>
-            </w:r>
-            <w:r>
-              <w:rPr>
-                <w:rStyle w:val="IntenseEmphasis"/>
-                <w:rFonts w:eastAsia="Calibri Light"/>
-                <w:b w:val="0"/>
-                <w:bCs w:val="0"/>
-                <w:i w:val="0"/>
-                <w:iCs w:val="0"/>
-                <w:sz w:val="28"/>
-                <w:szCs w:val="28"/>
-              </w:rPr>
-              <w:t>0,000 /-</w:t>
+              <w:t>40,000 /-</w:t>
             </w:r>
           </w:p>
         </w:tc>
@@ -1249,27 +1222,7 @@
                   <w14:round/>
                 </w14:textOutline>
               </w:rPr>
-              <w:t xml:space="preserve">    </w:t>
-            </w:r>
-            <w:r>
-              <w:rPr>
-                <w:rFonts w:ascii="Abadi" w:eastAsiaTheme="majorEastAsia" w:hAnsi="Abadi" w:cs="Aharoni"/>
-                <w:bCs/>
-                <w:color w:val="385623" w:themeColor="accent6" w:themeShade="80"/>
-                <w:sz w:val="36"/>
-                <w:szCs w:val="36"/>
-                <w14:shadow w14:blurRad="38100" w14:dist="19050" w14:dir="2700000" w14:sx="100000" w14:sy="100000" w14:kx="0" w14:ky="0" w14:algn="tl">
-                  <w14:schemeClr w14:val="dk1">
-                    <w14:alpha w14:val="60000"/>
-                  </w14:schemeClr>
-                </w14:shadow>
-                <w14:textOutline w14:w="0" w14:cap="flat" w14:cmpd="sng" w14:algn="ctr">
-                  <w14:noFill/>
-                  <w14:prstDash w14:val="solid"/>
-                  <w14:round/>
-                </w14:textOutline>
-              </w:rPr>
-              <w:t>8</w:t>
+              <w:t xml:space="preserve">    8</w:t>
             </w:r>
             <w:r>
               <w:rPr>
@@ -1689,20 +1642,6 @@
           </w:p>
           <w:p>
             <w:pPr>
-              <w:rPr>
-                <w:rStyle w:val="IntenseEmphasis"/>
-                <w:rFonts w:eastAsia="Calibri Light"/>
-                <w:b w:val="0"/>
-                <w:bCs w:val="0"/>
-                <w:i w:val="0"/>
-                <w:iCs w:val="0"/>
-                <w:sz w:val="28"/>
-                <w:szCs w:val="28"/>
-              </w:rPr>
-            </w:pPr>
-          </w:p>
-          <w:p>
-            <w:pPr>
               <w:pStyle w:val="ListParagraph"/>
               <w:numPr>
                 <w:ilvl w:val="0"/>
@@ -1775,6 +1714,152 @@
           <w:p>
             <w:pPr>
               <w:pStyle w:val="ListParagraph"/>
+              <w:numPr>
+                <w:ilvl w:val="0"/>
+                <w:numId w:val="29"/>
+              </w:numPr>
+              <w:rPr>
+                <w:rStyle w:val="IntenseEmphasis"/>
+                <w:rFonts w:eastAsia="Calibri Light"/>
+                <w:b w:val="0"/>
+                <w:bCs w:val="0"/>
+                <w:i w:val="0"/>
+                <w:iCs w:val="0"/>
+                <w:sz w:val="28"/>
+                <w:szCs w:val="28"/>
+              </w:rPr>
+            </w:pPr>
+            <w:r>
+              <w:rPr>
+                <w:rStyle w:val="IntenseEmphasis"/>
+                <w:rFonts w:eastAsia="Calibri Light"/>
+                <w:b w:val="0"/>
+                <w:bCs w:val="0"/>
+                <w:i w:val="0"/>
+                <w:iCs w:val="0"/>
+                <w:sz w:val="28"/>
+                <w:szCs w:val="28"/>
+              </w:rPr>
+              <w:t>Microphones [2]</w:t>
+            </w:r>
+          </w:p>
+          <w:p>
+            <w:pPr>
+              <w:rPr>
+                <w:rStyle w:val="IntenseEmphasis"/>
+                <w:rFonts w:eastAsia="Calibri Light"/>
+                <w:b w:val="0"/>
+                <w:bCs w:val="0"/>
+                <w:i w:val="0"/>
+                <w:iCs w:val="0"/>
+                <w:sz w:val="28"/>
+                <w:szCs w:val="28"/>
+              </w:rPr>
+            </w:pPr>
+          </w:p>
+        </w:tc>
+        <w:tc>
+          <w:tcPr>
+            <w:tcW w:w="2703" w:type="dxa"/>
+          </w:tcPr>
+          <w:p>
+            <w:pPr>
+              <w:jc w:val="center"/>
+              <w:rPr>
+                <w:rStyle w:val="IntenseEmphasis"/>
+                <w:rFonts w:eastAsia="Calibri Light"/>
+                <w:b w:val="0"/>
+                <w:bCs w:val="0"/>
+                <w:i w:val="0"/>
+                <w:iCs w:val="0"/>
+                <w:sz w:val="28"/>
+                <w:szCs w:val="28"/>
+              </w:rPr>
+            </w:pPr>
+          </w:p>
+          <w:p>
+            <w:pPr>
+              <w:jc w:val="center"/>
+              <w:rPr>
+                <w:rStyle w:val="IntenseEmphasis"/>
+                <w:rFonts w:eastAsia="Calibri Light"/>
+                <w:b w:val="0"/>
+                <w:bCs w:val="0"/>
+                <w:i w:val="0"/>
+                <w:iCs w:val="0"/>
+                <w:sz w:val="28"/>
+                <w:szCs w:val="28"/>
+              </w:rPr>
+            </w:pPr>
+          </w:p>
+          <w:p>
+            <w:pPr>
+              <w:jc w:val="center"/>
+              <w:rPr>
+                <w:rStyle w:val="IntenseEmphasis"/>
+                <w:rFonts w:eastAsia="Calibri Light"/>
+                <w:b w:val="0"/>
+                <w:bCs w:val="0"/>
+                <w:i w:val="0"/>
+                <w:iCs w:val="0"/>
+                <w:sz w:val="28"/>
+                <w:szCs w:val="28"/>
+              </w:rPr>
+            </w:pPr>
+          </w:p>
+          <w:p>
+            <w:pPr>
+              <w:jc w:val="center"/>
+              <w:rPr>
+                <w:rStyle w:val="IntenseEmphasis"/>
+                <w:rFonts w:eastAsia="Calibri Light"/>
+                <w:b w:val="0"/>
+                <w:bCs w:val="0"/>
+                <w:i w:val="0"/>
+                <w:iCs w:val="0"/>
+                <w:sz w:val="28"/>
+                <w:szCs w:val="28"/>
+              </w:rPr>
+            </w:pPr>
+            <w:r>
+              <w:rPr>
+                <w:rStyle w:val="IntenseEmphasis"/>
+                <w:rFonts w:eastAsia="Calibri Light"/>
+                <w:b w:val="0"/>
+                <w:bCs w:val="0"/>
+                <w:i w:val="0"/>
+                <w:iCs w:val="0"/>
+                <w:sz w:val="28"/>
+                <w:szCs w:val="28"/>
+              </w:rPr>
+              <w:t>2</w:t>
+            </w:r>
+            <w:r>
+              <w:rPr>
+                <w:rStyle w:val="IntenseEmphasis"/>
+                <w:rFonts w:eastAsia="Calibri Light"/>
+                <w:b w:val="0"/>
+                <w:bCs w:val="0"/>
+                <w:i w:val="0"/>
+                <w:iCs w:val="0"/>
+                <w:sz w:val="28"/>
+                <w:szCs w:val="28"/>
+              </w:rPr>
+              <w:t>0,000 /-</w:t>
+            </w:r>
+          </w:p>
+        </w:tc>
+      </w:tr>
+      <w:tr>
+        <w:trPr>
+          <w:trHeight w:val="908"/>
+        </w:trPr>
+        <w:tc>
+          <w:tcPr>
+            <w:tcW w:w="6655" w:type="dxa"/>
+          </w:tcPr>
+          <w:p>
+            <w:pPr>
               <w:rPr>
                 <w:rStyle w:val="IntenseEmphasis"/>
                 <w:rFonts w:eastAsia="Calibri Light"/>
@@ -1816,22 +1901,8 @@
                 <w:sz w:val="28"/>
                 <w:szCs w:val="28"/>
               </w:rPr>
-              <w:t>Microphones [2]</w:t>
-            </w:r>
-          </w:p>
-          <w:p>
-            <w:pPr>
-              <w:rPr>
-                <w:rStyle w:val="IntenseEmphasis"/>
-                <w:rFonts w:eastAsia="Calibri Light"/>
-                <w:b w:val="0"/>
-                <w:bCs w:val="0"/>
-                <w:i w:val="0"/>
-                <w:iCs w:val="0"/>
-                <w:sz w:val="28"/>
-                <w:szCs w:val="28"/>
-              </w:rPr>
-            </w:pPr>
+              <w:t>Flute Artist</w:t>
+            </w:r>
           </w:p>
         </w:tc>
         <w:tc>
@@ -1867,48 +1938,31 @@
                 <w:szCs w:val="28"/>
               </w:rPr>
             </w:pPr>
-          </w:p>
-          <w:p>
-            <w:pPr>
-              <w:jc w:val="center"/>
-              <w:rPr>
-                <w:rStyle w:val="IntenseEmphasis"/>
-                <w:rFonts w:eastAsia="Calibri Light"/>
-                <w:b w:val="0"/>
-                <w:bCs w:val="0"/>
-                <w:i w:val="0"/>
-                <w:iCs w:val="0"/>
-                <w:sz w:val="28"/>
-                <w:szCs w:val="28"/>
-              </w:rPr>
-            </w:pPr>
-          </w:p>
-          <w:p>
-            <w:pPr>
-              <w:jc w:val="center"/>
-              <w:rPr>
-                <w:rStyle w:val="IntenseEmphasis"/>
-                <w:rFonts w:eastAsia="Calibri Light"/>
-                <w:b w:val="0"/>
-                <w:bCs w:val="0"/>
-                <w:i w:val="0"/>
-                <w:iCs w:val="0"/>
-                <w:sz w:val="28"/>
-                <w:szCs w:val="28"/>
-              </w:rPr>
-            </w:pPr>
-            <w:r>
-              <w:rPr>
-                <w:rStyle w:val="IntenseEmphasis"/>
-                <w:rFonts w:eastAsia="Calibri Light"/>
-                <w:b w:val="0"/>
-                <w:bCs w:val="0"/>
-                <w:i w:val="0"/>
-                <w:iCs w:val="0"/>
-                <w:sz w:val="28"/>
-                <w:szCs w:val="28"/>
-              </w:rPr>
-              <w:t>10,000 /-</w:t>
+            <w:r>
+              <w:rPr>
+                <w:rStyle w:val="IntenseEmphasis"/>
+                <w:rFonts w:eastAsia="Calibri Light"/>
+                <w:b w:val="0"/>
+                <w:bCs w:val="0"/>
+                <w:i w:val="0"/>
+                <w:iCs w:val="0"/>
+                <w:sz w:val="28"/>
+                <w:szCs w:val="28"/>
+              </w:rPr>
+              <w:t>30</w:t>
+            </w:r>
+            <w:r>
+              <w:rPr>
+                <w:rStyle w:val="IntenseEmphasis"/>
+                <w:rFonts w:eastAsia="Calibri Light"/>
+                <w:b w:val="0"/>
+                <w:bCs w:val="0"/>
+                <w:i w:val="0"/>
+                <w:iCs w:val="0"/>
+                <w:sz w:val="28"/>
+                <w:szCs w:val="28"/>
+              </w:rPr>
+              <w:t>,000 /-</w:t>
             </w:r>
           </w:p>
         </w:tc>
@@ -2112,27 +2166,7 @@
                   <w14:round/>
                 </w14:textOutline>
               </w:rPr>
-              <w:t xml:space="preserve">    </w:t>
-            </w:r>
-            <w:r>
-              <w:rPr>
-                <w:rFonts w:ascii="Abadi" w:eastAsiaTheme="majorEastAsia" w:hAnsi="Abadi" w:cs="Aharoni"/>
-                <w:bCs/>
-                <w:color w:val="385623" w:themeColor="accent6" w:themeShade="80"/>
-                <w:sz w:val="36"/>
-                <w:szCs w:val="36"/>
-                <w14:shadow w14:blurRad="38100" w14:dist="19050" w14:dir="2700000" w14:sx="100000" w14:sy="100000" w14:kx="0" w14:ky="0" w14:algn="tl">
-                  <w14:schemeClr w14:val="dk1">
-                    <w14:alpha w14:val="60000"/>
-                  </w14:schemeClr>
-                </w14:shadow>
-                <w14:textOutline w14:w="0" w14:cap="flat" w14:cmpd="sng" w14:algn="ctr">
-                  <w14:noFill/>
-                  <w14:prstDash w14:val="solid"/>
-                  <w14:round/>
-                </w14:textOutline>
-              </w:rPr>
-              <w:t>8</w:t>
+              <w:t xml:space="preserve">    8</w:t>
             </w:r>
             <w:r>
               <w:rPr>
@@ -2635,6 +2669,7 @@
                 <w:color w:val="000000" w:themeColor="text1"/>
                 <w:sz w:val="28"/>
                 <w:szCs w:val="28"/>
+                <w:highlight w:val="yellow"/>
                 <w14:shadow w14:blurRad="38100" w14:dist="19050" w14:dir="2700000" w14:sx="100000" w14:sy="100000" w14:kx="0" w14:ky="0" w14:algn="tl">
                   <w14:schemeClr w14:val="dk1">
                     <w14:alpha w14:val="60000"/>
@@ -2776,7 +2811,32 @@
                   <w14:round/>
                 </w14:textOutline>
               </w:rPr>
-              <w:t>Professional Microphones [Shure Axient &amp; Sennheiser 6000]</w:t>
+              <w:t xml:space="preserve">Professional Microphones </w:t>
+            </w:r>
+            <w:r>
+              <w:rPr>
+                <w:rStyle w:val="IntenseEmphasis"/>
+                <w:rFonts w:eastAsia="Calibri Light"/>
+                <w:b w:val="0"/>
+                <w:bCs w:val="0"/>
+                <w:i w:val="0"/>
+                <w:iCs w:val="0"/>
+                <w:color w:val="000000" w:themeColor="text1"/>
+                <w:sz w:val="28"/>
+                <w:szCs w:val="28"/>
+                <w:highlight w:val="yellow"/>
+                <w14:shadow w14:blurRad="38100" w14:dist="19050" w14:dir="2700000" w14:sx="100000" w14:sy="100000" w14:kx="0" w14:ky="0" w14:algn="tl">
+                  <w14:schemeClr w14:val="dk1">
+                    <w14:alpha w14:val="60000"/>
+                  </w14:schemeClr>
+                </w14:shadow>
+                <w14:textOutline w14:w="0" w14:cap="flat" w14:cmpd="sng" w14:algn="ctr">
+                  <w14:noFill/>
+                  <w14:prstDash w14:val="solid"/>
+                  <w14:round/>
+                </w14:textOutline>
+              </w:rPr>
+              <w:t>[Shure Axient &amp; Sennheiser 6000]</w:t>
             </w:r>
           </w:p>
           <w:p>
@@ -3038,90 +3098,19 @@
                 <w:color w:val="000000" w:themeColor="text1"/>
                 <w:sz w:val="28"/>
                 <w:szCs w:val="28"/>
-                <w14:shadow w14:blurRad="38100" w14:dist="19050" w14:dir="2700000" w14:sx="100000" w14:sy="100000" w14:kx="0" w14:ky="0" w14:algn="tl">
-                  <w14:schemeClr w14:val="dk1">
-                    <w14:alpha w14:val="60000"/>
-                  </w14:schemeClr>
-                </w14:shadow>
-                <w14:textOutline w14:w="0" w14:cap="flat" w14:cmpd="sng" w14:algn="ctr">
-                  <w14:noFill/>
-                  <w14:prstDash w14:val="solid"/>
-                  <w14:round/>
-                </w14:textOutline>
-              </w:rPr>
-              <w:t>Sound Mixer</w:t>
-            </w:r>
-            <w:r>
-              <w:rPr>
-                <w:rStyle w:val="IntenseEmphasis"/>
-                <w:rFonts w:eastAsia="Calibri Light"/>
-                <w:b w:val="0"/>
-                <w:bCs w:val="0"/>
-                <w:i w:val="0"/>
-                <w:iCs w:val="0"/>
-                <w:color w:val="000000" w:themeColor="text1"/>
-                <w:sz w:val="28"/>
-                <w:szCs w:val="28"/>
-                <w14:shadow w14:blurRad="38100" w14:dist="19050" w14:dir="2700000" w14:sx="100000" w14:sy="100000" w14:kx="0" w14:ky="0" w14:algn="tl">
-                  <w14:schemeClr w14:val="dk1">
-                    <w14:alpha w14:val="60000"/>
-                  </w14:schemeClr>
-                </w14:shadow>
-                <w14:textOutline w14:w="0" w14:cap="flat" w14:cmpd="sng" w14:algn="ctr">
-                  <w14:noFill/>
-                  <w14:prstDash w14:val="solid"/>
-                  <w14:round/>
-                </w14:textOutline>
-              </w:rPr>
-              <w:t xml:space="preserve"> </w:t>
-            </w:r>
-            <w:r>
-              <w:rPr>
-                <w:rStyle w:val="IntenseEmphasis"/>
-                <w:rFonts w:eastAsia="Calibri Light"/>
-                <w:b w:val="0"/>
-                <w:bCs w:val="0"/>
-                <w:i w:val="0"/>
-                <w:iCs w:val="0"/>
-                <w:color w:val="000000" w:themeColor="text1"/>
-                <w:sz w:val="28"/>
-                <w:szCs w:val="28"/>
-                <w14:shadow w14:blurRad="38100" w14:dist="19050" w14:dir="2700000" w14:sx="100000" w14:sy="100000" w14:kx="0" w14:ky="0" w14:algn="tl">
-                  <w14:schemeClr w14:val="dk1">
-                    <w14:alpha w14:val="60000"/>
-                  </w14:schemeClr>
-                </w14:shadow>
-                <w14:textOutline w14:w="0" w14:cap="flat" w14:cmpd="sng" w14:algn="ctr">
-                  <w14:noFill/>
-                  <w14:prstDash w14:val="solid"/>
-                  <w14:round/>
-                </w14:textOutline>
-              </w:rPr>
-              <w:t xml:space="preserve">- </w:t>
-            </w:r>
-            <w:r>
-              <w:rPr>
-                <w:rStyle w:val="IntenseEmphasis"/>
-                <w:rFonts w:eastAsia="Calibri Light"/>
-                <w:b w:val="0"/>
-                <w:bCs w:val="0"/>
-                <w:i w:val="0"/>
-                <w:iCs w:val="0"/>
-                <w:color w:val="000000" w:themeColor="text1"/>
-                <w:sz w:val="28"/>
-                <w:szCs w:val="28"/>
-                <w14:shadow w14:blurRad="38100" w14:dist="19050" w14:dir="2700000" w14:sx="100000" w14:sy="100000" w14:kx="0" w14:ky="0" w14:algn="tl">
-                  <w14:schemeClr w14:val="dk1">
-                    <w14:alpha w14:val="60000"/>
-                  </w14:schemeClr>
-                </w14:shadow>
-                <w14:textOutline w14:w="0" w14:cap="flat" w14:cmpd="sng" w14:algn="ctr">
-                  <w14:noFill/>
-                  <w14:prstDash w14:val="solid"/>
-                  <w14:round/>
-                </w14:textOutline>
-              </w:rPr>
-              <w:t>Allen Heath</w:t>
+                <w:highlight w:val="yellow"/>
+                <w14:shadow w14:blurRad="38100" w14:dist="19050" w14:dir="2700000" w14:sx="100000" w14:sy="100000" w14:kx="0" w14:ky="0" w14:algn="tl">
+                  <w14:schemeClr w14:val="dk1">
+                    <w14:alpha w14:val="60000"/>
+                  </w14:schemeClr>
+                </w14:shadow>
+                <w14:textOutline w14:w="0" w14:cap="flat" w14:cmpd="sng" w14:algn="ctr">
+                  <w14:noFill/>
+                  <w14:prstDash w14:val="solid"/>
+                  <w14:round/>
+                </w14:textOutline>
+              </w:rPr>
+              <w:t>Sound Mixer - Allen Heath</w:t>
             </w:r>
           </w:p>
           <w:p>
@@ -3541,7 +3530,55 @@
                   <w14:round/>
                 </w14:textOutline>
               </w:rPr>
-              <w:t>1,00,000 /-</w:t>
+              <w:t>1,</w:t>
+            </w:r>
+            <w:r>
+              <w:rPr>
+                <w:rStyle w:val="IntenseEmphasis"/>
+                <w:rFonts w:eastAsia="Calibri Light"/>
+                <w:b w:val="0"/>
+                <w:bCs w:val="0"/>
+                <w:i w:val="0"/>
+                <w:iCs w:val="0"/>
+                <w:color w:val="000000" w:themeColor="text1"/>
+                <w:sz w:val="28"/>
+                <w:szCs w:val="28"/>
+                <w14:shadow w14:blurRad="38100" w14:dist="19050" w14:dir="2700000" w14:sx="100000" w14:sy="100000" w14:kx="0" w14:ky="0" w14:algn="tl">
+                  <w14:schemeClr w14:val="dk1">
+                    <w14:alpha w14:val="60000"/>
+                  </w14:schemeClr>
+                </w14:shadow>
+                <w14:textOutline w14:w="0" w14:cap="flat" w14:cmpd="sng" w14:algn="ctr">
+                  <w14:noFill/>
+                  <w14:prstDash w14:val="solid"/>
+                  <w14:round/>
+                </w14:textOutline>
+              </w:rPr>
+              <w:t>5</w:t>
+            </w:r>
+            <w:r>
+              <w:rPr>
+                <w:rStyle w:val="IntenseEmphasis"/>
+                <w:rFonts w:eastAsia="Calibri Light"/>
+                <w:b w:val="0"/>
+                <w:bCs w:val="0"/>
+                <w:i w:val="0"/>
+                <w:iCs w:val="0"/>
+                <w:color w:val="000000" w:themeColor="text1"/>
+                <w:sz w:val="28"/>
+                <w:szCs w:val="28"/>
+                <w14:shadow w14:blurRad="38100" w14:dist="19050" w14:dir="2700000" w14:sx="100000" w14:sy="100000" w14:kx="0" w14:ky="0" w14:algn="tl">
+                  <w14:schemeClr w14:val="dk1">
+                    <w14:alpha w14:val="60000"/>
+                  </w14:schemeClr>
+                </w14:shadow>
+                <w14:textOutline w14:w="0" w14:cap="flat" w14:cmpd="sng" w14:algn="ctr">
+                  <w14:noFill/>
+                  <w14:prstDash w14:val="solid"/>
+                  <w14:round/>
+                </w14:textOutline>
+              </w:rPr>
+              <w:t>0,000 /-</w:t>
             </w:r>
           </w:p>
         </w:tc>
@@ -3630,103 +3667,7 @@
                   <w14:round/>
                 </w14:textOutline>
               </w:rPr>
-              <w:t>Stage Platform [</w:t>
-            </w:r>
-            <w:r>
-              <w:rPr>
-                <w:rStyle w:val="IntenseEmphasis"/>
-                <w:rFonts w:eastAsia="Calibri Light"/>
-                <w:b w:val="0"/>
-                <w:bCs w:val="0"/>
-                <w:i w:val="0"/>
-                <w:iCs w:val="0"/>
-                <w:color w:val="000000" w:themeColor="text1"/>
-                <w:sz w:val="28"/>
-                <w:szCs w:val="28"/>
-                <w14:shadow w14:blurRad="38100" w14:dist="19050" w14:dir="2700000" w14:sx="100000" w14:sy="100000" w14:kx="0" w14:ky="0" w14:algn="tl">
-                  <w14:schemeClr w14:val="dk1">
-                    <w14:alpha w14:val="60000"/>
-                  </w14:schemeClr>
-                </w14:shadow>
-                <w14:textOutline w14:w="0" w14:cap="flat" w14:cmpd="sng" w14:algn="ctr">
-                  <w14:noFill/>
-                  <w14:prstDash w14:val="solid"/>
-                  <w14:round/>
-                </w14:textOutline>
-              </w:rPr>
-              <w:t>20</w:t>
-            </w:r>
-            <w:r>
-              <w:rPr>
-                <w:rStyle w:val="IntenseEmphasis"/>
-                <w:rFonts w:eastAsia="Calibri Light"/>
-                <w:b w:val="0"/>
-                <w:bCs w:val="0"/>
-                <w:i w:val="0"/>
-                <w:iCs w:val="0"/>
-                <w:color w:val="000000" w:themeColor="text1"/>
-                <w:sz w:val="28"/>
-                <w:szCs w:val="28"/>
-                <w14:shadow w14:blurRad="38100" w14:dist="19050" w14:dir="2700000" w14:sx="100000" w14:sy="100000" w14:kx="0" w14:ky="0" w14:algn="tl">
-                  <w14:schemeClr w14:val="dk1">
-                    <w14:alpha w14:val="60000"/>
-                  </w14:schemeClr>
-                </w14:shadow>
-                <w14:textOutline w14:w="0" w14:cap="flat" w14:cmpd="sng" w14:algn="ctr">
-                  <w14:noFill/>
-                  <w14:prstDash w14:val="solid"/>
-                  <w14:round/>
-                </w14:textOutline>
-              </w:rPr>
-              <w:t>x</w:t>
-            </w:r>
-            <w:r>
-              <w:rPr>
-                <w:rStyle w:val="IntenseEmphasis"/>
-                <w:rFonts w:eastAsia="Calibri Light"/>
-                <w:b w:val="0"/>
-                <w:bCs w:val="0"/>
-                <w:i w:val="0"/>
-                <w:iCs w:val="0"/>
-                <w:color w:val="000000" w:themeColor="text1"/>
-                <w:sz w:val="28"/>
-                <w:szCs w:val="28"/>
-                <w14:shadow w14:blurRad="38100" w14:dist="19050" w14:dir="2700000" w14:sx="100000" w14:sy="100000" w14:kx="0" w14:ky="0" w14:algn="tl">
-                  <w14:schemeClr w14:val="dk1">
-                    <w14:alpha w14:val="60000"/>
-                  </w14:schemeClr>
-                </w14:shadow>
-                <w14:textOutline w14:w="0" w14:cap="flat" w14:cmpd="sng" w14:algn="ctr">
-                  <w14:noFill/>
-                  <w14:prstDash w14:val="solid"/>
-                  <w14:round/>
-                </w14:textOutline>
-              </w:rPr>
-              <w:t>4</w:t>
-            </w:r>
-            <w:r>
-              <w:rPr>
-                <w:rStyle w:val="IntenseEmphasis"/>
-                <w:rFonts w:eastAsia="Calibri Light"/>
-                <w:b w:val="0"/>
-                <w:bCs w:val="0"/>
-                <w:i w:val="0"/>
-                <w:iCs w:val="0"/>
-                <w:color w:val="000000" w:themeColor="text1"/>
-                <w:sz w:val="28"/>
-                <w:szCs w:val="28"/>
-                <w14:shadow w14:blurRad="38100" w14:dist="19050" w14:dir="2700000" w14:sx="100000" w14:sy="100000" w14:kx="0" w14:ky="0" w14:algn="tl">
-                  <w14:schemeClr w14:val="dk1">
-                    <w14:alpha w14:val="60000"/>
-                  </w14:schemeClr>
-                </w14:shadow>
-                <w14:textOutline w14:w="0" w14:cap="flat" w14:cmpd="sng" w14:algn="ctr">
-                  <w14:noFill/>
-                  <w14:prstDash w14:val="solid"/>
-                  <w14:round/>
-                </w14:textOutline>
-              </w:rPr>
-              <w:t>0] With Stairs &amp; Carpet [Red]</w:t>
+              <w:t>Stage Platform [20x40] With Stairs &amp; Carpet</w:t>
             </w:r>
           </w:p>
         </w:tc>
@@ -3896,31 +3837,7 @@
                   <w14:round/>
                 </w14:textOutline>
               </w:rPr>
-              <w:t>4</w:t>
-            </w:r>
-            <w:r>
-              <w:rPr>
-                <w:rStyle w:val="IntenseEmphasis"/>
-                <w:rFonts w:eastAsia="Calibri Light"/>
-                <w:b w:val="0"/>
-                <w:bCs w:val="0"/>
-                <w:i w:val="0"/>
-                <w:iCs w:val="0"/>
-                <w:color w:val="000000" w:themeColor="text1"/>
-                <w:sz w:val="28"/>
-                <w:szCs w:val="28"/>
-                <w14:shadow w14:blurRad="38100" w14:dist="19050" w14:dir="2700000" w14:sx="100000" w14:sy="100000" w14:kx="0" w14:ky="0" w14:algn="tl">
-                  <w14:schemeClr w14:val="dk1">
-                    <w14:alpha w14:val="60000"/>
-                  </w14:schemeClr>
-                </w14:shadow>
-                <w14:textOutline w14:w="0" w14:cap="flat" w14:cmpd="sng" w14:algn="ctr">
-                  <w14:noFill/>
-                  <w14:prstDash w14:val="solid"/>
-                  <w14:round/>
-                </w14:textOutline>
-              </w:rPr>
-              <w:t xml:space="preserve"> Pole </w:t>
+              <w:t xml:space="preserve">4 Pole </w:t>
             </w:r>
             <w:r>
               <w:rPr>
@@ -4018,31 +3935,6 @@
               </w:rPr>
               <w:t xml:space="preserve"> </w:t>
             </w:r>
-          </w:p>
-          <w:p>
-            <w:pPr>
-              <w:rPr>
-                <w:rStyle w:val="IntenseEmphasis"/>
-                <w:rFonts w:eastAsia="Calibri Light"/>
-                <w:b w:val="0"/>
-                <w:bCs w:val="0"/>
-                <w:i w:val="0"/>
-                <w:iCs w:val="0"/>
-                <w:color w:val="000000" w:themeColor="text1"/>
-                <w:sz w:val="28"/>
-                <w:szCs w:val="28"/>
-                <w14:shadow w14:blurRad="38100" w14:dist="19050" w14:dir="2700000" w14:sx="100000" w14:sy="100000" w14:kx="0" w14:ky="0" w14:algn="tl">
-                  <w14:schemeClr w14:val="dk1">
-                    <w14:alpha w14:val="60000"/>
-                  </w14:schemeClr>
-                </w14:shadow>
-                <w14:textOutline w14:w="0" w14:cap="flat" w14:cmpd="sng" w14:algn="ctr">
-                  <w14:noFill/>
-                  <w14:prstDash w14:val="solid"/>
-                  <w14:round/>
-                </w14:textOutline>
-              </w:rPr>
-            </w:pPr>
           </w:p>
           <w:p>
             <w:pPr>
@@ -4148,31 +4040,6 @@
           </w:p>
           <w:p>
             <w:pPr>
-              <w:rPr>
-                <w:rStyle w:val="IntenseEmphasis"/>
-                <w:rFonts w:eastAsia="Calibri Light"/>
-                <w:b w:val="0"/>
-                <w:bCs w:val="0"/>
-                <w:i w:val="0"/>
-                <w:iCs w:val="0"/>
-                <w:color w:val="000000" w:themeColor="text1"/>
-                <w:sz w:val="28"/>
-                <w:szCs w:val="28"/>
-                <w14:shadow w14:blurRad="38100" w14:dist="19050" w14:dir="2700000" w14:sx="100000" w14:sy="100000" w14:kx="0" w14:ky="0" w14:algn="tl">
-                  <w14:schemeClr w14:val="dk1">
-                    <w14:alpha w14:val="60000"/>
-                  </w14:schemeClr>
-                </w14:shadow>
-                <w14:textOutline w14:w="0" w14:cap="flat" w14:cmpd="sng" w14:algn="ctr">
-                  <w14:noFill/>
-                  <w14:prstDash w14:val="solid"/>
-                  <w14:round/>
-                </w14:textOutline>
-              </w:rPr>
-            </w:pPr>
-          </w:p>
-          <w:p>
-            <w:pPr>
               <w:pStyle w:val="ListParagraph"/>
               <w:numPr>
                 <w:ilvl w:val="0"/>
@@ -4222,166 +4089,7 @@
                   <w14:round/>
                 </w14:textOutline>
               </w:rPr>
-              <w:lastRenderedPageBreak/>
               <w:t>Light Operator</w:t>
-            </w:r>
-          </w:p>
-          <w:p>
-            <w:pPr>
-              <w:rPr>
-                <w:rStyle w:val="IntenseEmphasis"/>
-                <w:rFonts w:eastAsia="Calibri Light"/>
-                <w:b w:val="0"/>
-                <w:bCs w:val="0"/>
-                <w:i w:val="0"/>
-                <w:iCs w:val="0"/>
-                <w:color w:val="000000" w:themeColor="text1"/>
-                <w:sz w:val="28"/>
-                <w:szCs w:val="28"/>
-                <w14:shadow w14:blurRad="38100" w14:dist="19050" w14:dir="2700000" w14:sx="100000" w14:sy="100000" w14:kx="0" w14:ky="0" w14:algn="tl">
-                  <w14:schemeClr w14:val="dk1">
-                    <w14:alpha w14:val="60000"/>
-                  </w14:schemeClr>
-                </w14:shadow>
-                <w14:textOutline w14:w="0" w14:cap="flat" w14:cmpd="sng" w14:algn="ctr">
-                  <w14:noFill/>
-                  <w14:prstDash w14:val="solid"/>
-                  <w14:round/>
-                </w14:textOutline>
-              </w:rPr>
-            </w:pPr>
-          </w:p>
-          <w:p>
-            <w:pPr>
-              <w:pStyle w:val="ListParagraph"/>
-              <w:numPr>
-                <w:ilvl w:val="0"/>
-                <w:numId w:val="21"/>
-              </w:numPr>
-              <w:rPr>
-                <w:rStyle w:val="IntenseEmphasis"/>
-                <w:rFonts w:eastAsia="Calibri Light"/>
-                <w:b w:val="0"/>
-                <w:bCs w:val="0"/>
-                <w:i w:val="0"/>
-                <w:iCs w:val="0"/>
-                <w:color w:val="000000" w:themeColor="text1"/>
-                <w:sz w:val="28"/>
-                <w:szCs w:val="28"/>
-                <w14:shadow w14:blurRad="38100" w14:dist="19050" w14:dir="2700000" w14:sx="100000" w14:sy="100000" w14:kx="0" w14:ky="0" w14:algn="tl">
-                  <w14:schemeClr w14:val="dk1">
-                    <w14:alpha w14:val="60000"/>
-                  </w14:schemeClr>
-                </w14:shadow>
-                <w14:textOutline w14:w="0" w14:cap="flat" w14:cmpd="sng" w14:algn="ctr">
-                  <w14:noFill/>
-                  <w14:prstDash w14:val="solid"/>
-                  <w14:round/>
-                </w14:textOutline>
-              </w:rPr>
-            </w:pPr>
-            <w:r>
-              <w:rPr>
-                <w:rStyle w:val="IntenseEmphasis"/>
-                <w:rFonts w:eastAsia="Calibri Light"/>
-                <w:b w:val="0"/>
-                <w:bCs w:val="0"/>
-                <w:i w:val="0"/>
-                <w:iCs w:val="0"/>
-                <w:color w:val="000000" w:themeColor="text1"/>
-                <w:sz w:val="28"/>
-                <w:szCs w:val="28"/>
-                <w14:shadow w14:blurRad="38100" w14:dist="19050" w14:dir="2700000" w14:sx="100000" w14:sy="100000" w14:kx="0" w14:ky="0" w14:algn="tl">
-                  <w14:schemeClr w14:val="dk1">
-                    <w14:alpha w14:val="60000"/>
-                  </w14:schemeClr>
-                </w14:shadow>
-                <w14:textOutline w14:w="0" w14:cap="flat" w14:cmpd="sng" w14:algn="ctr">
-                  <w14:noFill/>
-                  <w14:prstDash w14:val="solid"/>
-                  <w14:round/>
-                </w14:textOutline>
-              </w:rPr>
-              <w:t>MI Bar</w:t>
-            </w:r>
-          </w:p>
-          <w:p>
-            <w:pPr>
-              <w:rPr>
-                <w:rStyle w:val="IntenseEmphasis"/>
-                <w:rFonts w:eastAsia="Calibri Light"/>
-                <w:b w:val="0"/>
-                <w:bCs w:val="0"/>
-                <w:i w:val="0"/>
-                <w:iCs w:val="0"/>
-                <w:color w:val="000000" w:themeColor="text1"/>
-                <w:sz w:val="28"/>
-                <w:szCs w:val="28"/>
-                <w14:shadow w14:blurRad="38100" w14:dist="19050" w14:dir="2700000" w14:sx="100000" w14:sy="100000" w14:kx="0" w14:ky="0" w14:algn="tl">
-                  <w14:schemeClr w14:val="dk1">
-                    <w14:alpha w14:val="60000"/>
-                  </w14:schemeClr>
-                </w14:shadow>
-                <w14:textOutline w14:w="0" w14:cap="flat" w14:cmpd="sng" w14:algn="ctr">
-                  <w14:noFill/>
-                  <w14:prstDash w14:val="solid"/>
-                  <w14:round/>
-                </w14:textOutline>
-              </w:rPr>
-            </w:pPr>
-          </w:p>
-          <w:p>
-            <w:pPr>
-              <w:pStyle w:val="ListParagraph"/>
-              <w:numPr>
-                <w:ilvl w:val="0"/>
-                <w:numId w:val="21"/>
-              </w:numPr>
-              <w:rPr>
-                <w:rStyle w:val="IntenseEmphasis"/>
-                <w:rFonts w:eastAsia="Calibri Light"/>
-                <w:b w:val="0"/>
-                <w:bCs w:val="0"/>
-                <w:i w:val="0"/>
-                <w:iCs w:val="0"/>
-                <w:color w:val="000000" w:themeColor="text1"/>
-                <w:sz w:val="28"/>
-                <w:szCs w:val="28"/>
-                <w14:shadow w14:blurRad="38100" w14:dist="19050" w14:dir="2700000" w14:sx="100000" w14:sy="100000" w14:kx="0" w14:ky="0" w14:algn="tl">
-                  <w14:schemeClr w14:val="dk1">
-                    <w14:alpha w14:val="60000"/>
-                  </w14:schemeClr>
-                </w14:shadow>
-                <w14:textOutline w14:w="0" w14:cap="flat" w14:cmpd="sng" w14:algn="ctr">
-                  <w14:noFill/>
-                  <w14:prstDash w14:val="solid"/>
-                  <w14:round/>
-                </w14:textOutline>
-              </w:rPr>
-            </w:pPr>
-            <w:r>
-              <w:rPr>
-                <w:rStyle w:val="IntenseEmphasis"/>
-                <w:rFonts w:eastAsia="Calibri Light"/>
-                <w:b w:val="0"/>
-                <w:bCs w:val="0"/>
-                <w:i w:val="0"/>
-                <w:iCs w:val="0"/>
-                <w:color w:val="000000" w:themeColor="text1"/>
-                <w:sz w:val="28"/>
-                <w:szCs w:val="28"/>
-                <w14:shadow w14:blurRad="38100" w14:dist="19050" w14:dir="2700000" w14:sx="100000" w14:sy="100000" w14:kx="0" w14:ky="0" w14:algn="tl">
-                  <w14:schemeClr w14:val="dk1">
-                    <w14:alpha w14:val="60000"/>
-                  </w14:schemeClr>
-                </w14:shadow>
-                <w14:textOutline w14:w="0" w14:cap="flat" w14:cmpd="sng" w14:algn="ctr">
-                  <w14:noFill/>
-                  <w14:prstDash w14:val="solid"/>
-                  <w14:round/>
-                </w14:textOutline>
-              </w:rPr>
-              <w:t xml:space="preserve">Kinetic Balls </w:t>
             </w:r>
           </w:p>
           <w:p>
@@ -4442,6 +4150,31 @@
           </w:p>
           <w:p>
             <w:pPr>
+              <w:rPr>
+                <w:rStyle w:val="IntenseEmphasis"/>
+                <w:rFonts w:eastAsia="Calibri Light"/>
+                <w:b w:val="0"/>
+                <w:bCs w:val="0"/>
+                <w:i w:val="0"/>
+                <w:iCs w:val="0"/>
+                <w:color w:val="000000" w:themeColor="text1"/>
+                <w:sz w:val="28"/>
+                <w:szCs w:val="28"/>
+                <w14:shadow w14:blurRad="38100" w14:dist="19050" w14:dir="2700000" w14:sx="100000" w14:sy="100000" w14:kx="0" w14:ky="0" w14:algn="tl">
+                  <w14:schemeClr w14:val="dk1">
+                    <w14:alpha w14:val="60000"/>
+                  </w14:schemeClr>
+                </w14:shadow>
+                <w14:textOutline w14:w="0" w14:cap="flat" w14:cmpd="sng" w14:algn="ctr">
+                  <w14:noFill/>
+                  <w14:prstDash w14:val="solid"/>
+                  <w14:round/>
+                </w14:textOutline>
+              </w:rPr>
+            </w:pPr>
+          </w:p>
+          <w:p>
+            <w:pPr>
               <w:jc w:val="center"/>
               <w:rPr>
                 <w:rStyle w:val="IntenseEmphasis"/>
@@ -4465,105 +4198,53 @@
                 </w14:textOutline>
               </w:rPr>
             </w:pPr>
-          </w:p>
-          <w:p>
-            <w:pPr>
-              <w:jc w:val="center"/>
-              <w:rPr>
-                <w:rStyle w:val="IntenseEmphasis"/>
-                <w:rFonts w:eastAsia="Calibri Light"/>
-                <w:b w:val="0"/>
-                <w:bCs w:val="0"/>
-                <w:i w:val="0"/>
-                <w:iCs w:val="0"/>
-                <w:color w:val="000000" w:themeColor="text1"/>
-                <w:sz w:val="28"/>
-                <w:szCs w:val="28"/>
-                <w14:shadow w14:blurRad="38100" w14:dist="19050" w14:dir="2700000" w14:sx="100000" w14:sy="100000" w14:kx="0" w14:ky="0" w14:algn="tl">
-                  <w14:schemeClr w14:val="dk1">
-                    <w14:alpha w14:val="60000"/>
-                  </w14:schemeClr>
-                </w14:shadow>
-                <w14:textOutline w14:w="0" w14:cap="flat" w14:cmpd="sng" w14:algn="ctr">
-                  <w14:noFill/>
-                  <w14:prstDash w14:val="solid"/>
-                  <w14:round/>
-                </w14:textOutline>
-              </w:rPr>
-            </w:pPr>
-          </w:p>
-          <w:p>
-            <w:pPr>
-              <w:jc w:val="center"/>
-              <w:rPr>
-                <w:rStyle w:val="IntenseEmphasis"/>
-                <w:rFonts w:eastAsia="Calibri Light"/>
-                <w:b w:val="0"/>
-                <w:bCs w:val="0"/>
-                <w:i w:val="0"/>
-                <w:iCs w:val="0"/>
-                <w:color w:val="000000" w:themeColor="text1"/>
-                <w:sz w:val="28"/>
-                <w:szCs w:val="28"/>
-                <w14:shadow w14:blurRad="38100" w14:dist="19050" w14:dir="2700000" w14:sx="100000" w14:sy="100000" w14:kx="0" w14:ky="0" w14:algn="tl">
-                  <w14:schemeClr w14:val="dk1">
-                    <w14:alpha w14:val="60000"/>
-                  </w14:schemeClr>
-                </w14:shadow>
-                <w14:textOutline w14:w="0" w14:cap="flat" w14:cmpd="sng" w14:algn="ctr">
-                  <w14:noFill/>
-                  <w14:prstDash w14:val="solid"/>
-                  <w14:round/>
-                </w14:textOutline>
-              </w:rPr>
-            </w:pPr>
-            <w:r>
-              <w:rPr>
-                <w:rStyle w:val="IntenseEmphasis"/>
-                <w:rFonts w:eastAsia="Calibri Light"/>
-                <w:b w:val="0"/>
-                <w:bCs w:val="0"/>
-                <w:i w:val="0"/>
-                <w:iCs w:val="0"/>
-                <w:color w:val="000000" w:themeColor="text1"/>
-                <w:sz w:val="28"/>
-                <w:szCs w:val="28"/>
-                <w14:shadow w14:blurRad="38100" w14:dist="19050" w14:dir="2700000" w14:sx="100000" w14:sy="100000" w14:kx="0" w14:ky="0" w14:algn="tl">
-                  <w14:schemeClr w14:val="dk1">
-                    <w14:alpha w14:val="60000"/>
-                  </w14:schemeClr>
-                </w14:shadow>
-                <w14:textOutline w14:w="0" w14:cap="flat" w14:cmpd="sng" w14:algn="ctr">
-                  <w14:noFill/>
-                  <w14:prstDash w14:val="solid"/>
-                  <w14:round/>
-                </w14:textOutline>
-              </w:rPr>
-              <w:t>1,0</w:t>
-            </w:r>
-            <w:r>
-              <w:rPr>
-                <w:rStyle w:val="IntenseEmphasis"/>
-                <w:rFonts w:eastAsia="Calibri Light"/>
-                <w:b w:val="0"/>
-                <w:bCs w:val="0"/>
-                <w:i w:val="0"/>
-                <w:iCs w:val="0"/>
-                <w:color w:val="000000" w:themeColor="text1"/>
-                <w:sz w:val="28"/>
-                <w:szCs w:val="28"/>
-                <w14:shadow w14:blurRad="38100" w14:dist="19050" w14:dir="2700000" w14:sx="100000" w14:sy="100000" w14:kx="0" w14:ky="0" w14:algn="tl">
-                  <w14:schemeClr w14:val="dk1">
-                    <w14:alpha w14:val="60000"/>
-                  </w14:schemeClr>
-                </w14:shadow>
-                <w14:textOutline w14:w="0" w14:cap="flat" w14:cmpd="sng" w14:algn="ctr">
-                  <w14:noFill/>
-                  <w14:prstDash w14:val="solid"/>
-                  <w14:round/>
-                </w14:textOutline>
-              </w:rPr>
-              <w:t>0,000 /-</w:t>
+            <w:r>
+              <w:rPr>
+                <w:rStyle w:val="IntenseEmphasis"/>
+                <w:rFonts w:eastAsia="Calibri Light"/>
+                <w:b w:val="0"/>
+                <w:bCs w:val="0"/>
+                <w:i w:val="0"/>
+                <w:iCs w:val="0"/>
+                <w:color w:val="000000" w:themeColor="text1"/>
+                <w:sz w:val="28"/>
+                <w:szCs w:val="28"/>
+                <w14:shadow w14:blurRad="38100" w14:dist="19050" w14:dir="2700000" w14:sx="100000" w14:sy="100000" w14:kx="0" w14:ky="0" w14:algn="tl">
+                  <w14:schemeClr w14:val="dk1">
+                    <w14:alpha w14:val="60000"/>
+                  </w14:schemeClr>
+                </w14:shadow>
+                <w14:textOutline w14:w="0" w14:cap="flat" w14:cmpd="sng" w14:algn="ctr">
+                  <w14:noFill/>
+                  <w14:prstDash w14:val="solid"/>
+                  <w14:round/>
+                </w14:textOutline>
+              </w:rPr>
+              <w:t>75</w:t>
+            </w:r>
+            <w:r>
+              <w:rPr>
+                <w:rStyle w:val="IntenseEmphasis"/>
+                <w:rFonts w:eastAsia="Calibri Light"/>
+                <w:b w:val="0"/>
+                <w:bCs w:val="0"/>
+                <w:i w:val="0"/>
+                <w:iCs w:val="0"/>
+                <w:color w:val="000000" w:themeColor="text1"/>
+                <w:sz w:val="28"/>
+                <w:szCs w:val="28"/>
+                <w14:shadow w14:blurRad="38100" w14:dist="19050" w14:dir="2700000" w14:sx="100000" w14:sy="100000" w14:kx="0" w14:ky="0" w14:algn="tl">
+                  <w14:schemeClr w14:val="dk1">
+                    <w14:alpha w14:val="60000"/>
+                  </w14:schemeClr>
+                </w14:shadow>
+                <w14:textOutline w14:w="0" w14:cap="flat" w14:cmpd="sng" w14:algn="ctr">
+                  <w14:noFill/>
+                  <w14:prstDash w14:val="solid"/>
+                  <w14:round/>
+                </w14:textOutline>
+              </w:rPr>
+              <w:t>,000 /-</w:t>
             </w:r>
           </w:p>
         </w:tc>
@@ -4652,56 +4333,112 @@
                   <w14:round/>
                 </w14:textOutline>
               </w:rPr>
-              <w:t>Led Screens [</w:t>
-            </w:r>
-            <w:r>
-              <w:rPr>
-                <w:rStyle w:val="IntenseEmphasis"/>
-                <w:rFonts w:eastAsia="Calibri Light"/>
-                <w:b w:val="0"/>
-                <w:bCs w:val="0"/>
-                <w:i w:val="0"/>
-                <w:iCs w:val="0"/>
-                <w:color w:val="000000" w:themeColor="text1"/>
-                <w:sz w:val="28"/>
-                <w:szCs w:val="28"/>
-                <w14:shadow w14:blurRad="38100" w14:dist="19050" w14:dir="2700000" w14:sx="100000" w14:sy="100000" w14:kx="0" w14:ky="0" w14:algn="tl">
-                  <w14:schemeClr w14:val="dk1">
-                    <w14:alpha w14:val="60000"/>
-                  </w14:schemeClr>
-                </w14:shadow>
-                <w14:textOutline w14:w="0" w14:cap="flat" w14:cmpd="sng" w14:algn="ctr">
-                  <w14:noFill/>
-                  <w14:prstDash w14:val="solid"/>
-                  <w14:round/>
-                </w14:textOutline>
-              </w:rPr>
-              <w:t>80</w:t>
-            </w:r>
-            <w:r>
-              <w:rPr>
-                <w:rStyle w:val="IntenseEmphasis"/>
-                <w:rFonts w:eastAsia="Calibri Light"/>
-                <w:b w:val="0"/>
-                <w:bCs w:val="0"/>
-                <w:i w:val="0"/>
-                <w:iCs w:val="0"/>
-                <w:color w:val="000000" w:themeColor="text1"/>
-                <w:sz w:val="28"/>
-                <w:szCs w:val="28"/>
-                <w14:shadow w14:blurRad="38100" w14:dist="19050" w14:dir="2700000" w14:sx="100000" w14:sy="100000" w14:kx="0" w14:ky="0" w14:algn="tl">
-                  <w14:schemeClr w14:val="dk1">
-                    <w14:alpha w14:val="60000"/>
-                  </w14:schemeClr>
-                </w14:shadow>
-                <w14:textOutline w14:w="0" w14:cap="flat" w14:cmpd="sng" w14:algn="ctr">
-                  <w14:noFill/>
-                  <w14:prstDash w14:val="solid"/>
-                  <w14:round/>
-                </w14:textOutline>
-              </w:rPr>
-              <w:t>0 Sq.Ft.] With Professional Video Jockey</w:t>
-            </w:r>
+              <w:t>MI Bar</w:t>
+            </w:r>
+          </w:p>
+          <w:p>
+            <w:pPr>
+              <w:rPr>
+                <w:rStyle w:val="IntenseEmphasis"/>
+                <w:rFonts w:eastAsia="Calibri Light"/>
+                <w:b w:val="0"/>
+                <w:bCs w:val="0"/>
+                <w:i w:val="0"/>
+                <w:iCs w:val="0"/>
+                <w:color w:val="000000" w:themeColor="text1"/>
+                <w:sz w:val="28"/>
+                <w:szCs w:val="28"/>
+                <w14:shadow w14:blurRad="38100" w14:dist="19050" w14:dir="2700000" w14:sx="100000" w14:sy="100000" w14:kx="0" w14:ky="0" w14:algn="tl">
+                  <w14:schemeClr w14:val="dk1">
+                    <w14:alpha w14:val="60000"/>
+                  </w14:schemeClr>
+                </w14:shadow>
+                <w14:textOutline w14:w="0" w14:cap="flat" w14:cmpd="sng" w14:algn="ctr">
+                  <w14:noFill/>
+                  <w14:prstDash w14:val="solid"/>
+                  <w14:round/>
+                </w14:textOutline>
+              </w:rPr>
+            </w:pPr>
+          </w:p>
+          <w:p>
+            <w:pPr>
+              <w:pStyle w:val="ListParagraph"/>
+              <w:numPr>
+                <w:ilvl w:val="0"/>
+                <w:numId w:val="21"/>
+              </w:numPr>
+              <w:rPr>
+                <w:rStyle w:val="IntenseEmphasis"/>
+                <w:rFonts w:eastAsia="Calibri Light"/>
+                <w:b w:val="0"/>
+                <w:bCs w:val="0"/>
+                <w:i w:val="0"/>
+                <w:iCs w:val="0"/>
+                <w:color w:val="000000" w:themeColor="text1"/>
+                <w:sz w:val="28"/>
+                <w:szCs w:val="28"/>
+                <w14:shadow w14:blurRad="38100" w14:dist="19050" w14:dir="2700000" w14:sx="100000" w14:sy="100000" w14:kx="0" w14:ky="0" w14:algn="tl">
+                  <w14:schemeClr w14:val="dk1">
+                    <w14:alpha w14:val="60000"/>
+                  </w14:schemeClr>
+                </w14:shadow>
+                <w14:textOutline w14:w="0" w14:cap="flat" w14:cmpd="sng" w14:algn="ctr">
+                  <w14:noFill/>
+                  <w14:prstDash w14:val="solid"/>
+                  <w14:round/>
+                </w14:textOutline>
+              </w:rPr>
+            </w:pPr>
+            <w:r>
+              <w:rPr>
+                <w:rStyle w:val="IntenseEmphasis"/>
+                <w:rFonts w:eastAsia="Calibri Light"/>
+                <w:b w:val="0"/>
+                <w:bCs w:val="0"/>
+                <w:i w:val="0"/>
+                <w:iCs w:val="0"/>
+                <w:color w:val="000000" w:themeColor="text1"/>
+                <w:sz w:val="28"/>
+                <w:szCs w:val="28"/>
+                <w14:shadow w14:blurRad="38100" w14:dist="19050" w14:dir="2700000" w14:sx="100000" w14:sy="100000" w14:kx="0" w14:ky="0" w14:algn="tl">
+                  <w14:schemeClr w14:val="dk1">
+                    <w14:alpha w14:val="60000"/>
+                  </w14:schemeClr>
+                </w14:shadow>
+                <w14:textOutline w14:w="0" w14:cap="flat" w14:cmpd="sng" w14:algn="ctr">
+                  <w14:noFill/>
+                  <w14:prstDash w14:val="solid"/>
+                  <w14:round/>
+                </w14:textOutline>
+              </w:rPr>
+              <w:t xml:space="preserve">Kinetic Balls </w:t>
+            </w:r>
+          </w:p>
+          <w:p>
+            <w:pPr>
+              <w:rPr>
+                <w:rStyle w:val="IntenseEmphasis"/>
+                <w:rFonts w:eastAsia="Calibri Light"/>
+                <w:b w:val="0"/>
+                <w:bCs w:val="0"/>
+                <w:i w:val="0"/>
+                <w:iCs w:val="0"/>
+                <w:color w:val="000000" w:themeColor="text1"/>
+                <w:sz w:val="28"/>
+                <w:szCs w:val="28"/>
+                <w14:shadow w14:blurRad="38100" w14:dist="19050" w14:dir="2700000" w14:sx="100000" w14:sy="100000" w14:kx="0" w14:ky="0" w14:algn="tl">
+                  <w14:schemeClr w14:val="dk1">
+                    <w14:alpha w14:val="60000"/>
+                  </w14:schemeClr>
+                </w14:shadow>
+                <w14:textOutline w14:w="0" w14:cap="flat" w14:cmpd="sng" w14:algn="ctr">
+                  <w14:noFill/>
+                  <w14:prstDash w14:val="solid"/>
+                  <w14:round/>
+                </w14:textOutline>
+              </w:rPr>
+            </w:pPr>
           </w:p>
         </w:tc>
         <w:tc>
@@ -4736,6 +4473,31 @@
           </w:p>
           <w:p>
             <w:pPr>
+              <w:rPr>
+                <w:rStyle w:val="IntenseEmphasis"/>
+                <w:rFonts w:eastAsia="Calibri Light"/>
+                <w:b w:val="0"/>
+                <w:bCs w:val="0"/>
+                <w:i w:val="0"/>
+                <w:iCs w:val="0"/>
+                <w:color w:val="000000" w:themeColor="text1"/>
+                <w:sz w:val="28"/>
+                <w:szCs w:val="28"/>
+                <w14:shadow w14:blurRad="38100" w14:dist="19050" w14:dir="2700000" w14:sx="100000" w14:sy="100000" w14:kx="0" w14:ky="0" w14:algn="tl">
+                  <w14:schemeClr w14:val="dk1">
+                    <w14:alpha w14:val="60000"/>
+                  </w14:schemeClr>
+                </w14:shadow>
+                <w14:textOutline w14:w="0" w14:cap="flat" w14:cmpd="sng" w14:algn="ctr">
+                  <w14:noFill/>
+                  <w14:prstDash w14:val="solid"/>
+                  <w14:round/>
+                </w14:textOutline>
+              </w:rPr>
+            </w:pPr>
+          </w:p>
+          <w:p>
+            <w:pPr>
               <w:jc w:val="center"/>
               <w:rPr>
                 <w:rStyle w:val="IntenseEmphasis"/>
@@ -4781,31 +4543,7 @@
                   <w14:round/>
                 </w14:textOutline>
               </w:rPr>
-              <w:t>7</w:t>
-            </w:r>
-            <w:r>
-              <w:rPr>
-                <w:rStyle w:val="IntenseEmphasis"/>
-                <w:rFonts w:eastAsia="Calibri Light"/>
-                <w:b w:val="0"/>
-                <w:bCs w:val="0"/>
-                <w:i w:val="0"/>
-                <w:iCs w:val="0"/>
-                <w:color w:val="000000" w:themeColor="text1"/>
-                <w:sz w:val="28"/>
-                <w:szCs w:val="28"/>
-                <w14:shadow w14:blurRad="38100" w14:dist="19050" w14:dir="2700000" w14:sx="100000" w14:sy="100000" w14:kx="0" w14:ky="0" w14:algn="tl">
-                  <w14:schemeClr w14:val="dk1">
-                    <w14:alpha w14:val="60000"/>
-                  </w14:schemeClr>
-                </w14:shadow>
-                <w14:textOutline w14:w="0" w14:cap="flat" w14:cmpd="sng" w14:algn="ctr">
-                  <w14:noFill/>
-                  <w14:prstDash w14:val="solid"/>
-                  <w14:round/>
-                </w14:textOutline>
-              </w:rPr>
-              <w:t>5,000 /-</w:t>
+              <w:t>1,00,000 /-</w:t>
             </w:r>
           </w:p>
         </w:tc>
@@ -4894,7 +4632,7 @@
                   <w14:round/>
                 </w14:textOutline>
               </w:rPr>
-              <w:t>Dholies Team [4]</w:t>
+              <w:t>Led Screens [800 Sq.Ft.] With Professional Video Jockey</w:t>
             </w:r>
           </w:p>
         </w:tc>
@@ -4975,7 +4713,31 @@
                   <w14:round/>
                 </w14:textOutline>
               </w:rPr>
-              <w:t>10,000 /-</w:t>
+              <w:t>7</w:t>
+            </w:r>
+            <w:r>
+              <w:rPr>
+                <w:rStyle w:val="IntenseEmphasis"/>
+                <w:rFonts w:eastAsia="Calibri Light"/>
+                <w:b w:val="0"/>
+                <w:bCs w:val="0"/>
+                <w:i w:val="0"/>
+                <w:iCs w:val="0"/>
+                <w:color w:val="000000" w:themeColor="text1"/>
+                <w:sz w:val="28"/>
+                <w:szCs w:val="28"/>
+                <w14:shadow w14:blurRad="38100" w14:dist="19050" w14:dir="2700000" w14:sx="100000" w14:sy="100000" w14:kx="0" w14:ky="0" w14:algn="tl">
+                  <w14:schemeClr w14:val="dk1">
+                    <w14:alpha w14:val="60000"/>
+                  </w14:schemeClr>
+                </w14:shadow>
+                <w14:textOutline w14:w="0" w14:cap="flat" w14:cmpd="sng" w14:algn="ctr">
+                  <w14:noFill/>
+                  <w14:prstDash w14:val="solid"/>
+                  <w14:round/>
+                </w14:textOutline>
+              </w:rPr>
+              <w:t>5,000 /-</w:t>
             </w:r>
           </w:p>
         </w:tc>
@@ -5064,31 +4826,7 @@
                   <w14:round/>
                 </w14:textOutline>
               </w:rPr>
-              <w:t>A</w:t>
-            </w:r>
-            <w:r>
-              <w:rPr>
-                <w:rStyle w:val="IntenseEmphasis"/>
-                <w:rFonts w:eastAsia="Calibri Light"/>
-                <w:b w:val="0"/>
-                <w:bCs w:val="0"/>
-                <w:i w:val="0"/>
-                <w:iCs w:val="0"/>
-                <w:color w:val="000000" w:themeColor="text1"/>
-                <w:sz w:val="28"/>
-                <w:szCs w:val="28"/>
-                <w14:shadow w14:blurRad="38100" w14:dist="19050" w14:dir="2700000" w14:sx="100000" w14:sy="100000" w14:kx="0" w14:ky="0" w14:algn="tl">
-                  <w14:schemeClr w14:val="dk1">
-                    <w14:alpha w14:val="60000"/>
-                  </w14:schemeClr>
-                </w14:shadow>
-                <w14:textOutline w14:w="0" w14:cap="flat" w14:cmpd="sng" w14:algn="ctr">
-                  <w14:noFill/>
-                  <w14:prstDash w14:val="solid"/>
-                  <w14:round/>
-                </w14:textOutline>
-              </w:rPr>
-              <w:t>nchor</w:t>
+              <w:t>Dholies Team [4]</w:t>
             </w:r>
           </w:p>
         </w:tc>
@@ -5169,7 +4907,7 @@
                   <w14:round/>
                 </w14:textOutline>
               </w:rPr>
-              <w:t>On Final Call</w:t>
+              <w:t>10,000 /-</w:t>
             </w:r>
           </w:p>
         </w:tc>
@@ -5258,6 +4996,200 @@
                   <w14:round/>
                 </w14:textOutline>
               </w:rPr>
+              <w:t>A</w:t>
+            </w:r>
+            <w:r>
+              <w:rPr>
+                <w:rStyle w:val="IntenseEmphasis"/>
+                <w:rFonts w:eastAsia="Calibri Light"/>
+                <w:b w:val="0"/>
+                <w:bCs w:val="0"/>
+                <w:i w:val="0"/>
+                <w:iCs w:val="0"/>
+                <w:color w:val="000000" w:themeColor="text1"/>
+                <w:sz w:val="28"/>
+                <w:szCs w:val="28"/>
+                <w14:shadow w14:blurRad="38100" w14:dist="19050" w14:dir="2700000" w14:sx="100000" w14:sy="100000" w14:kx="0" w14:ky="0" w14:algn="tl">
+                  <w14:schemeClr w14:val="dk1">
+                    <w14:alpha w14:val="60000"/>
+                  </w14:schemeClr>
+                </w14:shadow>
+                <w14:textOutline w14:w="0" w14:cap="flat" w14:cmpd="sng" w14:algn="ctr">
+                  <w14:noFill/>
+                  <w14:prstDash w14:val="solid"/>
+                  <w14:round/>
+                </w14:textOutline>
+              </w:rPr>
+              <w:t>nchor</w:t>
+            </w:r>
+          </w:p>
+        </w:tc>
+        <w:tc>
+          <w:tcPr>
+            <w:tcW w:w="2613" w:type="dxa"/>
+          </w:tcPr>
+          <w:p>
+            <w:pPr>
+              <w:jc w:val="center"/>
+              <w:rPr>
+                <w:rStyle w:val="IntenseEmphasis"/>
+                <w:rFonts w:eastAsia="Calibri Light"/>
+                <w:b w:val="0"/>
+                <w:bCs w:val="0"/>
+                <w:i w:val="0"/>
+                <w:iCs w:val="0"/>
+                <w:color w:val="000000" w:themeColor="text1"/>
+                <w:sz w:val="28"/>
+                <w:szCs w:val="28"/>
+                <w14:shadow w14:blurRad="38100" w14:dist="19050" w14:dir="2700000" w14:sx="100000" w14:sy="100000" w14:kx="0" w14:ky="0" w14:algn="tl">
+                  <w14:schemeClr w14:val="dk1">
+                    <w14:alpha w14:val="60000"/>
+                  </w14:schemeClr>
+                </w14:shadow>
+                <w14:textOutline w14:w="0" w14:cap="flat" w14:cmpd="sng" w14:algn="ctr">
+                  <w14:noFill/>
+                  <w14:prstDash w14:val="solid"/>
+                  <w14:round/>
+                </w14:textOutline>
+              </w:rPr>
+            </w:pPr>
+          </w:p>
+          <w:p>
+            <w:pPr>
+              <w:jc w:val="center"/>
+              <w:rPr>
+                <w:rStyle w:val="IntenseEmphasis"/>
+                <w:rFonts w:eastAsia="Calibri Light"/>
+                <w:b w:val="0"/>
+                <w:bCs w:val="0"/>
+                <w:i w:val="0"/>
+                <w:iCs w:val="0"/>
+                <w:color w:val="000000" w:themeColor="text1"/>
+                <w:sz w:val="28"/>
+                <w:szCs w:val="28"/>
+                <w14:shadow w14:blurRad="38100" w14:dist="19050" w14:dir="2700000" w14:sx="100000" w14:sy="100000" w14:kx="0" w14:ky="0" w14:algn="tl">
+                  <w14:schemeClr w14:val="dk1">
+                    <w14:alpha w14:val="60000"/>
+                  </w14:schemeClr>
+                </w14:shadow>
+                <w14:textOutline w14:w="0" w14:cap="flat" w14:cmpd="sng" w14:algn="ctr">
+                  <w14:noFill/>
+                  <w14:prstDash w14:val="solid"/>
+                  <w14:round/>
+                </w14:textOutline>
+              </w:rPr>
+            </w:pPr>
+            <w:r>
+              <w:rPr>
+                <w:rStyle w:val="IntenseEmphasis"/>
+                <w:rFonts w:eastAsia="Calibri Light"/>
+                <w:b w:val="0"/>
+                <w:bCs w:val="0"/>
+                <w:i w:val="0"/>
+                <w:iCs w:val="0"/>
+                <w:color w:val="000000" w:themeColor="text1"/>
+                <w:sz w:val="28"/>
+                <w:szCs w:val="28"/>
+                <w14:shadow w14:blurRad="38100" w14:dist="19050" w14:dir="2700000" w14:sx="100000" w14:sy="100000" w14:kx="0" w14:ky="0" w14:algn="tl">
+                  <w14:schemeClr w14:val="dk1">
+                    <w14:alpha w14:val="60000"/>
+                  </w14:schemeClr>
+                </w14:shadow>
+                <w14:textOutline w14:w="0" w14:cap="flat" w14:cmpd="sng" w14:algn="ctr">
+                  <w14:noFill/>
+                  <w14:prstDash w14:val="solid"/>
+                  <w14:round/>
+                </w14:textOutline>
+              </w:rPr>
+              <w:t>On Final Call</w:t>
+            </w:r>
+          </w:p>
+        </w:tc>
+      </w:tr>
+      <w:tr>
+        <w:trPr>
+          <w:trHeight w:val="908"/>
+        </w:trPr>
+        <w:tc>
+          <w:tcPr>
+            <w:tcW w:w="6745" w:type="dxa"/>
+          </w:tcPr>
+          <w:p>
+            <w:pPr>
+              <w:rPr>
+                <w:rStyle w:val="IntenseEmphasis"/>
+                <w:rFonts w:eastAsia="Calibri Light"/>
+                <w:b w:val="0"/>
+                <w:bCs w:val="0"/>
+                <w:i w:val="0"/>
+                <w:iCs w:val="0"/>
+                <w:color w:val="000000" w:themeColor="text1"/>
+                <w:sz w:val="28"/>
+                <w:szCs w:val="28"/>
+                <w14:shadow w14:blurRad="38100" w14:dist="19050" w14:dir="2700000" w14:sx="100000" w14:sy="100000" w14:kx="0" w14:ky="0" w14:algn="tl">
+                  <w14:schemeClr w14:val="dk1">
+                    <w14:alpha w14:val="60000"/>
+                  </w14:schemeClr>
+                </w14:shadow>
+                <w14:textOutline w14:w="0" w14:cap="flat" w14:cmpd="sng" w14:algn="ctr">
+                  <w14:noFill/>
+                  <w14:prstDash w14:val="solid"/>
+                  <w14:round/>
+                </w14:textOutline>
+              </w:rPr>
+            </w:pPr>
+          </w:p>
+          <w:p>
+            <w:pPr>
+              <w:pStyle w:val="ListParagraph"/>
+              <w:numPr>
+                <w:ilvl w:val="0"/>
+                <w:numId w:val="21"/>
+              </w:numPr>
+              <w:rPr>
+                <w:rStyle w:val="IntenseEmphasis"/>
+                <w:rFonts w:eastAsia="Calibri Light"/>
+                <w:b w:val="0"/>
+                <w:bCs w:val="0"/>
+                <w:i w:val="0"/>
+                <w:iCs w:val="0"/>
+                <w:color w:val="000000" w:themeColor="text1"/>
+                <w:sz w:val="28"/>
+                <w:szCs w:val="28"/>
+                <w14:shadow w14:blurRad="38100" w14:dist="19050" w14:dir="2700000" w14:sx="100000" w14:sy="100000" w14:kx="0" w14:ky="0" w14:algn="tl">
+                  <w14:schemeClr w14:val="dk1">
+                    <w14:alpha w14:val="60000"/>
+                  </w14:schemeClr>
+                </w14:shadow>
+                <w14:textOutline w14:w="0" w14:cap="flat" w14:cmpd="sng" w14:algn="ctr">
+                  <w14:noFill/>
+                  <w14:prstDash w14:val="solid"/>
+                  <w14:round/>
+                </w14:textOutline>
+              </w:rPr>
+            </w:pPr>
+            <w:r>
+              <w:rPr>
+                <w:rStyle w:val="IntenseEmphasis"/>
+                <w:rFonts w:eastAsia="Calibri Light"/>
+                <w:b w:val="0"/>
+                <w:bCs w:val="0"/>
+                <w:i w:val="0"/>
+                <w:iCs w:val="0"/>
+                <w:color w:val="000000" w:themeColor="text1"/>
+                <w:sz w:val="28"/>
+                <w:szCs w:val="28"/>
+                <w14:shadow w14:blurRad="38100" w14:dist="19050" w14:dir="2700000" w14:sx="100000" w14:sy="100000" w14:kx="0" w14:ky="0" w14:algn="tl">
+                  <w14:schemeClr w14:val="dk1">
+                    <w14:alpha w14:val="60000"/>
+                  </w14:schemeClr>
+                </w14:shadow>
+                <w14:textOutline w14:w="0" w14:cap="flat" w14:cmpd="sng" w14:algn="ctr">
+                  <w14:noFill/>
+                  <w14:prstDash w14:val="solid"/>
+                  <w14:round/>
+                </w14:textOutline>
+              </w:rPr>
               <w:t>Genset &amp; Maintenance</w:t>
             </w:r>
           </w:p>
@@ -5923,7 +5855,31 @@
                   <w14:round/>
                 </w14:textOutline>
               </w:rPr>
-              <w:t>60,000 /-</w:t>
+              <w:t>90</w:t>
+            </w:r>
+            <w:r>
+              <w:rPr>
+                <w:rStyle w:val="IntenseEmphasis"/>
+                <w:rFonts w:eastAsia="Calibri Light"/>
+                <w:b w:val="0"/>
+                <w:bCs w:val="0"/>
+                <w:i w:val="0"/>
+                <w:iCs w:val="0"/>
+                <w:color w:val="000000" w:themeColor="text1"/>
+                <w:sz w:val="28"/>
+                <w:szCs w:val="28"/>
+                <w14:shadow w14:blurRad="38100" w14:dist="19050" w14:dir="2700000" w14:sx="100000" w14:sy="100000" w14:kx="0" w14:ky="0" w14:algn="tl">
+                  <w14:schemeClr w14:val="dk1">
+                    <w14:alpha w14:val="60000"/>
+                  </w14:schemeClr>
+                </w14:shadow>
+                <w14:textOutline w14:w="0" w14:cap="flat" w14:cmpd="sng" w14:algn="ctr">
+                  <w14:noFill/>
+                  <w14:prstDash w14:val="solid"/>
+                  <w14:round/>
+                </w14:textOutline>
+              </w:rPr>
+              <w:t>,000 /-</w:t>
             </w:r>
           </w:p>
         </w:tc>
@@ -6072,27 +6028,7 @@
                   <w14:round/>
                 </w14:textOutline>
               </w:rPr>
-              <w:t xml:space="preserve">    </w:t>
-            </w:r>
-            <w:r>
-              <w:rPr>
-                <w:rFonts w:ascii="Abadi" w:eastAsiaTheme="majorEastAsia" w:hAnsi="Abadi" w:cs="Aharoni"/>
-                <w:bCs/>
-                <w:color w:val="385623" w:themeColor="accent6" w:themeShade="80"/>
-                <w:sz w:val="36"/>
-                <w:szCs w:val="36"/>
-                <w14:shadow w14:blurRad="38100" w14:dist="19050" w14:dir="2700000" w14:sx="100000" w14:sy="100000" w14:kx="0" w14:ky="0" w14:algn="tl">
-                  <w14:schemeClr w14:val="dk1">
-                    <w14:alpha w14:val="60000"/>
-                  </w14:schemeClr>
-                </w14:shadow>
-                <w14:textOutline w14:w="0" w14:cap="flat" w14:cmpd="sng" w14:algn="ctr">
-                  <w14:noFill/>
-                  <w14:prstDash w14:val="solid"/>
-                  <w14:round/>
-                </w14:textOutline>
-              </w:rPr>
-              <w:t>9</w:t>
+              <w:t xml:space="preserve">    9</w:t>
             </w:r>
             <w:r>
               <w:rPr>
@@ -6939,31 +6875,7 @@
                   <w14:round/>
                 </w14:textOutline>
               </w:rPr>
-              <w:t>16x16</w:t>
-            </w:r>
-            <w:r>
-              <w:rPr>
-                <w:rStyle w:val="IntenseEmphasis"/>
-                <w:rFonts w:eastAsia="Calibri Light"/>
-                <w:b w:val="0"/>
-                <w:bCs w:val="0"/>
-                <w:i w:val="0"/>
-                <w:iCs w:val="0"/>
-                <w:color w:val="000000" w:themeColor="text1"/>
-                <w:sz w:val="28"/>
-                <w:szCs w:val="28"/>
-                <w14:shadow w14:blurRad="38100" w14:dist="19050" w14:dir="2700000" w14:sx="100000" w14:sy="100000" w14:kx="0" w14:ky="0" w14:algn="tl">
-                  <w14:schemeClr w14:val="dk1">
-                    <w14:alpha w14:val="60000"/>
-                  </w14:schemeClr>
-                </w14:shadow>
-                <w14:textOutline w14:w="0" w14:cap="flat" w14:cmpd="sng" w14:algn="ctr">
-                  <w14:noFill/>
-                  <w14:prstDash w14:val="solid"/>
-                  <w14:round/>
-                </w14:textOutline>
-              </w:rPr>
-              <w:t xml:space="preserve"> or 16x12</w:t>
+              <w:t>16x16 or 16x12</w:t>
             </w:r>
             <w:r>
               <w:rPr>
@@ -8285,7 +8197,55 @@
                   <w14:round/>
                 </w14:textOutline>
               </w:rPr>
+              <w:t xml:space="preserve">Shots </w:t>
+            </w:r>
+            <w:r>
+              <w:rPr>
+                <w:rStyle w:val="IntenseEmphasis"/>
+                <w:rFonts w:eastAsia="Calibri Light"/>
+                <w:b w:val="0"/>
+                <w:bCs w:val="0"/>
+                <w:i w:val="0"/>
+                <w:iCs w:val="0"/>
+                <w:color w:val="000000" w:themeColor="text1"/>
+                <w:sz w:val="28"/>
+                <w:szCs w:val="28"/>
+                <w14:shadow w14:blurRad="38100" w14:dist="19050" w14:dir="2700000" w14:sx="100000" w14:sy="100000" w14:kx="0" w14:ky="0" w14:algn="tl">
+                  <w14:schemeClr w14:val="dk1">
+                    <w14:alpha w14:val="60000"/>
+                  </w14:schemeClr>
+                </w14:shadow>
+                <w14:textOutline w14:w="0" w14:cap="flat" w14:cmpd="sng" w14:algn="ctr">
+                  <w14:noFill/>
+                  <w14:prstDash w14:val="solid"/>
+                  <w14:round/>
+                </w14:textOutline>
+              </w:rPr>
               <w:t>Day Out</w:t>
+            </w:r>
+            <w:r>
+              <w:rPr>
+                <w:rStyle w:val="IntenseEmphasis"/>
+                <w:rFonts w:eastAsia="Calibri Light"/>
+                <w:b w:val="0"/>
+                <w:bCs w:val="0"/>
+                <w:i w:val="0"/>
+                <w:iCs w:val="0"/>
+                <w:color w:val="000000" w:themeColor="text1"/>
+                <w:sz w:val="28"/>
+                <w:szCs w:val="28"/>
+                <w14:shadow w14:blurRad="38100" w14:dist="19050" w14:dir="2700000" w14:sx="100000" w14:sy="100000" w14:kx="0" w14:ky="0" w14:algn="tl">
+                  <w14:schemeClr w14:val="dk1">
+                    <w14:alpha w14:val="60000"/>
+                  </w14:schemeClr>
+                </w14:shadow>
+                <w14:textOutline w14:w="0" w14:cap="flat" w14:cmpd="sng" w14:algn="ctr">
+                  <w14:noFill/>
+                  <w14:prstDash w14:val="solid"/>
+                  <w14:round/>
+                </w14:textOutline>
+              </w:rPr>
+              <w:t xml:space="preserve"> Imported [9 Boxes]</w:t>
             </w:r>
           </w:p>
           <w:p>
@@ -8339,7 +8299,7 @@
                   <w14:round/>
                 </w14:textOutline>
               </w:rPr>
-              <w:t>Color Guns</w:t>
+              <w:t>Bubble Machine</w:t>
             </w:r>
           </w:p>
           <w:p>
@@ -8393,6 +8353,60 @@
                   <w14:round/>
                 </w14:textOutline>
               </w:rPr>
+              <w:t>Color Guns</w:t>
+            </w:r>
+          </w:p>
+          <w:p>
+            <w:pPr>
+              <w:pStyle w:val="ListParagraph"/>
+              <w:numPr>
+                <w:ilvl w:val="0"/>
+                <w:numId w:val="34"/>
+              </w:numPr>
+              <w:rPr>
+                <w:rStyle w:val="IntenseEmphasis"/>
+                <w:rFonts w:eastAsia="Calibri Light"/>
+                <w:b w:val="0"/>
+                <w:bCs w:val="0"/>
+                <w:i w:val="0"/>
+                <w:iCs w:val="0"/>
+                <w:color w:val="000000" w:themeColor="text1"/>
+                <w:sz w:val="28"/>
+                <w:szCs w:val="28"/>
+                <w14:shadow w14:blurRad="38100" w14:dist="19050" w14:dir="2700000" w14:sx="100000" w14:sy="100000" w14:kx="0" w14:ky="0" w14:algn="tl">
+                  <w14:schemeClr w14:val="dk1">
+                    <w14:alpha w14:val="60000"/>
+                  </w14:schemeClr>
+                </w14:shadow>
+                <w14:textOutline w14:w="0" w14:cap="flat" w14:cmpd="sng" w14:algn="ctr">
+                  <w14:noFill/>
+                  <w14:prstDash w14:val="solid"/>
+                  <w14:round/>
+                </w14:textOutline>
+              </w:rPr>
+            </w:pPr>
+            <w:r>
+              <w:rPr>
+                <w:rStyle w:val="IntenseEmphasis"/>
+                <w:rFonts w:eastAsia="Calibri Light"/>
+                <w:b w:val="0"/>
+                <w:bCs w:val="0"/>
+                <w:i w:val="0"/>
+                <w:iCs w:val="0"/>
+                <w:color w:val="000000" w:themeColor="text1"/>
+                <w:sz w:val="28"/>
+                <w:szCs w:val="28"/>
+                <w14:shadow w14:blurRad="38100" w14:dist="19050" w14:dir="2700000" w14:sx="100000" w14:sy="100000" w14:kx="0" w14:ky="0" w14:algn="tl">
+                  <w14:schemeClr w14:val="dk1">
+                    <w14:alpha w14:val="60000"/>
+                  </w14:schemeClr>
+                </w14:shadow>
+                <w14:textOutline w14:w="0" w14:cap="flat" w14:cmpd="sng" w14:algn="ctr">
+                  <w14:noFill/>
+                  <w14:prstDash w14:val="solid"/>
+                  <w14:round/>
+                </w14:textOutline>
+              </w:rPr>
               <w:t>Helium Balloons</w:t>
             </w:r>
           </w:p>
@@ -8526,7 +8540,55 @@
                   <w14:round/>
                 </w14:textOutline>
               </w:rPr>
-              <w:t>1,00,000 /-</w:t>
+              <w:t>1,</w:t>
+            </w:r>
+            <w:r>
+              <w:rPr>
+                <w:rStyle w:val="IntenseEmphasis"/>
+                <w:rFonts w:eastAsia="Calibri Light"/>
+                <w:b w:val="0"/>
+                <w:bCs w:val="0"/>
+                <w:i w:val="0"/>
+                <w:iCs w:val="0"/>
+                <w:color w:val="000000" w:themeColor="text1"/>
+                <w:sz w:val="28"/>
+                <w:szCs w:val="28"/>
+                <w14:shadow w14:blurRad="38100" w14:dist="19050" w14:dir="2700000" w14:sx="100000" w14:sy="100000" w14:kx="0" w14:ky="0" w14:algn="tl">
+                  <w14:schemeClr w14:val="dk1">
+                    <w14:alpha w14:val="60000"/>
+                  </w14:schemeClr>
+                </w14:shadow>
+                <w14:textOutline w14:w="0" w14:cap="flat" w14:cmpd="sng" w14:algn="ctr">
+                  <w14:noFill/>
+                  <w14:prstDash w14:val="solid"/>
+                  <w14:round/>
+                </w14:textOutline>
+              </w:rPr>
+              <w:t>25</w:t>
+            </w:r>
+            <w:r>
+              <w:rPr>
+                <w:rStyle w:val="IntenseEmphasis"/>
+                <w:rFonts w:eastAsia="Calibri Light"/>
+                <w:b w:val="0"/>
+                <w:bCs w:val="0"/>
+                <w:i w:val="0"/>
+                <w:iCs w:val="0"/>
+                <w:color w:val="000000" w:themeColor="text1"/>
+                <w:sz w:val="28"/>
+                <w:szCs w:val="28"/>
+                <w14:shadow w14:blurRad="38100" w14:dist="19050" w14:dir="2700000" w14:sx="100000" w14:sy="100000" w14:kx="0" w14:ky="0" w14:algn="tl">
+                  <w14:schemeClr w14:val="dk1">
+                    <w14:alpha w14:val="60000"/>
+                  </w14:schemeClr>
+                </w14:shadow>
+                <w14:textOutline w14:w="0" w14:cap="flat" w14:cmpd="sng" w14:algn="ctr">
+                  <w14:noFill/>
+                  <w14:prstDash w14:val="solid"/>
+                  <w14:round/>
+                </w14:textOutline>
+              </w:rPr>
+              <w:t>,000 /-</w:t>
             </w:r>
           </w:p>
         </w:tc>
@@ -9188,6 +9250,338 @@
           </w:tcPr>
           <w:p>
             <w:pPr>
+              <w:rPr>
+                <w:rStyle w:val="IntenseEmphasis"/>
+                <w:rFonts w:eastAsia="Calibri Light"/>
+                <w:b w:val="0"/>
+                <w:bCs w:val="0"/>
+                <w:i w:val="0"/>
+                <w:iCs w:val="0"/>
+                <w:color w:val="000000" w:themeColor="text1"/>
+                <w:sz w:val="28"/>
+                <w:szCs w:val="28"/>
+                <w14:shadow w14:blurRad="38100" w14:dist="19050" w14:dir="2700000" w14:sx="100000" w14:sy="100000" w14:kx="0" w14:ky="0" w14:algn="tl">
+                  <w14:schemeClr w14:val="dk1">
+                    <w14:alpha w14:val="60000"/>
+                  </w14:schemeClr>
+                </w14:shadow>
+                <w14:textOutline w14:w="0" w14:cap="flat" w14:cmpd="sng" w14:algn="ctr">
+                  <w14:noFill/>
+                  <w14:prstDash w14:val="solid"/>
+                  <w14:round/>
+                </w14:textOutline>
+              </w:rPr>
+            </w:pPr>
+          </w:p>
+          <w:p>
+            <w:pPr>
+              <w:pStyle w:val="ListParagraph"/>
+              <w:numPr>
+                <w:ilvl w:val="0"/>
+                <w:numId w:val="21"/>
+              </w:numPr>
+              <w:rPr>
+                <w:rStyle w:val="IntenseEmphasis"/>
+                <w:rFonts w:eastAsia="Calibri Light"/>
+                <w:b w:val="0"/>
+                <w:bCs w:val="0"/>
+                <w:i w:val="0"/>
+                <w:iCs w:val="0"/>
+                <w:color w:val="000000" w:themeColor="text1"/>
+                <w:sz w:val="28"/>
+                <w:szCs w:val="28"/>
+                <w14:shadow w14:blurRad="38100" w14:dist="19050" w14:dir="2700000" w14:sx="100000" w14:sy="100000" w14:kx="0" w14:ky="0" w14:algn="tl">
+                  <w14:schemeClr w14:val="dk1">
+                    <w14:alpha w14:val="60000"/>
+                  </w14:schemeClr>
+                </w14:shadow>
+                <w14:textOutline w14:w="0" w14:cap="flat" w14:cmpd="sng" w14:algn="ctr">
+                  <w14:noFill/>
+                  <w14:prstDash w14:val="solid"/>
+                  <w14:round/>
+                </w14:textOutline>
+              </w:rPr>
+            </w:pPr>
+            <w:r>
+              <w:rPr>
+                <w:rStyle w:val="IntenseEmphasis"/>
+                <w:rFonts w:eastAsia="Calibri Light"/>
+                <w:b w:val="0"/>
+                <w:bCs w:val="0"/>
+                <w:i w:val="0"/>
+                <w:iCs w:val="0"/>
+                <w:color w:val="000000" w:themeColor="text1"/>
+                <w:sz w:val="28"/>
+                <w:szCs w:val="28"/>
+                <w14:shadow w14:blurRad="38100" w14:dist="19050" w14:dir="2700000" w14:sx="100000" w14:sy="100000" w14:kx="0" w14:ky="0" w14:algn="tl">
+                  <w14:schemeClr w14:val="dk1">
+                    <w14:alpha w14:val="60000"/>
+                  </w14:schemeClr>
+                </w14:shadow>
+                <w14:textOutline w14:w="0" w14:cap="flat" w14:cmpd="sng" w14:algn="ctr">
+                  <w14:noFill/>
+                  <w14:prstDash w14:val="solid"/>
+                  <w14:round/>
+                </w14:textOutline>
+              </w:rPr>
+              <w:t xml:space="preserve">Grand </w:t>
+            </w:r>
+            <w:r>
+              <w:rPr>
+                <w:rStyle w:val="IntenseEmphasis"/>
+                <w:rFonts w:eastAsia="Calibri Light"/>
+                <w:b w:val="0"/>
+                <w:bCs w:val="0"/>
+                <w:i w:val="0"/>
+                <w:iCs w:val="0"/>
+                <w:color w:val="000000" w:themeColor="text1"/>
+                <w:sz w:val="28"/>
+                <w:szCs w:val="28"/>
+                <w14:shadow w14:blurRad="38100" w14:dist="19050" w14:dir="2700000" w14:sx="100000" w14:sy="100000" w14:kx="0" w14:ky="0" w14:algn="tl">
+                  <w14:schemeClr w14:val="dk1">
+                    <w14:alpha w14:val="60000"/>
+                  </w14:schemeClr>
+                </w14:shadow>
+                <w14:textOutline w14:w="0" w14:cap="flat" w14:cmpd="sng" w14:algn="ctr">
+                  <w14:noFill/>
+                  <w14:prstDash w14:val="solid"/>
+                  <w14:round/>
+                </w14:textOutline>
+              </w:rPr>
+              <w:t>Sound Setup</w:t>
+            </w:r>
+            <w:r>
+              <w:rPr>
+                <w:rStyle w:val="IntenseEmphasis"/>
+                <w:rFonts w:eastAsia="Calibri Light"/>
+                <w:b w:val="0"/>
+                <w:bCs w:val="0"/>
+                <w:i w:val="0"/>
+                <w:iCs w:val="0"/>
+                <w:color w:val="000000" w:themeColor="text1"/>
+                <w:sz w:val="28"/>
+                <w:szCs w:val="28"/>
+                <w14:shadow w14:blurRad="38100" w14:dist="19050" w14:dir="2700000" w14:sx="100000" w14:sy="100000" w14:kx="0" w14:ky="0" w14:algn="tl">
+                  <w14:schemeClr w14:val="dk1">
+                    <w14:alpha w14:val="60000"/>
+                  </w14:schemeClr>
+                </w14:shadow>
+                <w14:textOutline w14:w="0" w14:cap="flat" w14:cmpd="sng" w14:algn="ctr">
+                  <w14:noFill/>
+                  <w14:prstDash w14:val="solid"/>
+                  <w14:round/>
+                </w14:textOutline>
+              </w:rPr>
+              <w:t xml:space="preserve"> – </w:t>
+            </w:r>
+            <w:r>
+              <w:rPr>
+                <w:rStyle w:val="IntenseEmphasis"/>
+                <w:rFonts w:eastAsia="Calibri Light"/>
+                <w:b w:val="0"/>
+                <w:bCs w:val="0"/>
+                <w:i w:val="0"/>
+                <w:iCs w:val="0"/>
+                <w:color w:val="000000" w:themeColor="text1"/>
+                <w:sz w:val="28"/>
+                <w:szCs w:val="28"/>
+                <w:highlight w:val="yellow"/>
+                <w14:shadow w14:blurRad="38100" w14:dist="19050" w14:dir="2700000" w14:sx="100000" w14:sy="100000" w14:kx="0" w14:ky="0" w14:algn="tl">
+                  <w14:schemeClr w14:val="dk1">
+                    <w14:alpha w14:val="60000"/>
+                  </w14:schemeClr>
+                </w14:shadow>
+                <w14:textOutline w14:w="0" w14:cap="flat" w14:cmpd="sng" w14:algn="ctr">
+                  <w14:noFill/>
+                  <w14:prstDash w14:val="solid"/>
+                  <w14:round/>
+                </w14:textOutline>
+              </w:rPr>
+              <w:t>JBL VTX A8 Series</w:t>
+            </w:r>
+          </w:p>
+          <w:p>
+            <w:pPr>
+              <w:pStyle w:val="ListParagraph"/>
+              <w:rPr>
+                <w:rStyle w:val="IntenseEmphasis"/>
+                <w:rFonts w:eastAsia="Calibri Light"/>
+                <w:b w:val="0"/>
+                <w:bCs w:val="0"/>
+                <w:i w:val="0"/>
+                <w:iCs w:val="0"/>
+                <w:color w:val="000000" w:themeColor="text1"/>
+                <w:sz w:val="28"/>
+                <w:szCs w:val="28"/>
+                <w14:shadow w14:blurRad="38100" w14:dist="19050" w14:dir="2700000" w14:sx="100000" w14:sy="100000" w14:kx="0" w14:ky="0" w14:algn="tl">
+                  <w14:schemeClr w14:val="dk1">
+                    <w14:alpha w14:val="60000"/>
+                  </w14:schemeClr>
+                </w14:shadow>
+                <w14:textOutline w14:w="0" w14:cap="flat" w14:cmpd="sng" w14:algn="ctr">
+                  <w14:noFill/>
+                  <w14:prstDash w14:val="solid"/>
+                  <w14:round/>
+                </w14:textOutline>
+              </w:rPr>
+            </w:pPr>
+            <w:r>
+              <w:rPr>
+                <w:rStyle w:val="IntenseEmphasis"/>
+                <w:rFonts w:eastAsia="Calibri Light"/>
+                <w:b w:val="0"/>
+                <w:bCs w:val="0"/>
+                <w:i w:val="0"/>
+                <w:iCs w:val="0"/>
+                <w:color w:val="000000" w:themeColor="text1"/>
+                <w:sz w:val="28"/>
+                <w:szCs w:val="28"/>
+                <w14:shadow w14:blurRad="38100" w14:dist="19050" w14:dir="2700000" w14:sx="100000" w14:sy="100000" w14:kx="0" w14:ky="0" w14:algn="tl">
+                  <w14:schemeClr w14:val="dk1">
+                    <w14:alpha w14:val="60000"/>
+                  </w14:schemeClr>
+                </w14:shadow>
+                <w14:textOutline w14:w="0" w14:cap="flat" w14:cmpd="sng" w14:algn="ctr">
+                  <w14:noFill/>
+                  <w14:prstDash w14:val="solid"/>
+                  <w14:round/>
+                </w14:textOutline>
+              </w:rPr>
+              <w:t>(12 Line Array, 6 Bases&amp; 6 Monitors)</w:t>
+            </w:r>
+          </w:p>
+          <w:p>
+            <w:pPr>
+              <w:pStyle w:val="ListParagraph"/>
+              <w:rPr>
+                <w:rStyle w:val="IntenseEmphasis"/>
+                <w:rFonts w:eastAsia="Calibri Light"/>
+                <w:b w:val="0"/>
+                <w:bCs w:val="0"/>
+                <w:i w:val="0"/>
+                <w:iCs w:val="0"/>
+                <w:color w:val="000000" w:themeColor="text1"/>
+                <w:sz w:val="28"/>
+                <w:szCs w:val="28"/>
+                <w14:shadow w14:blurRad="38100" w14:dist="19050" w14:dir="2700000" w14:sx="100000" w14:sy="100000" w14:kx="0" w14:ky="0" w14:algn="tl">
+                  <w14:schemeClr w14:val="dk1">
+                    <w14:alpha w14:val="60000"/>
+                  </w14:schemeClr>
+                </w14:shadow>
+                <w14:textOutline w14:w="0" w14:cap="flat" w14:cmpd="sng" w14:algn="ctr">
+                  <w14:noFill/>
+                  <w14:prstDash w14:val="solid"/>
+                  <w14:round/>
+                </w14:textOutline>
+              </w:rPr>
+            </w:pPr>
+          </w:p>
+          <w:p>
+            <w:pPr>
+              <w:pStyle w:val="ListParagraph"/>
+              <w:numPr>
+                <w:ilvl w:val="0"/>
+                <w:numId w:val="21"/>
+              </w:numPr>
+              <w:rPr>
+                <w:rStyle w:val="IntenseEmphasis"/>
+                <w:rFonts w:eastAsia="Calibri Light"/>
+                <w:b w:val="0"/>
+                <w:bCs w:val="0"/>
+                <w:i w:val="0"/>
+                <w:iCs w:val="0"/>
+                <w:color w:val="000000" w:themeColor="text1"/>
+                <w:sz w:val="28"/>
+                <w:szCs w:val="28"/>
+                <w14:shadow w14:blurRad="38100" w14:dist="19050" w14:dir="2700000" w14:sx="100000" w14:sy="100000" w14:kx="0" w14:ky="0" w14:algn="tl">
+                  <w14:schemeClr w14:val="dk1">
+                    <w14:alpha w14:val="60000"/>
+                  </w14:schemeClr>
+                </w14:shadow>
+                <w14:textOutline w14:w="0" w14:cap="flat" w14:cmpd="sng" w14:algn="ctr">
+                  <w14:noFill/>
+                  <w14:prstDash w14:val="solid"/>
+                  <w14:round/>
+                </w14:textOutline>
+              </w:rPr>
+            </w:pPr>
+            <w:r>
+              <w:rPr>
+                <w:rStyle w:val="IntenseEmphasis"/>
+                <w:rFonts w:eastAsia="Calibri Light"/>
+                <w:b w:val="0"/>
+                <w:bCs w:val="0"/>
+                <w:i w:val="0"/>
+                <w:iCs w:val="0"/>
+                <w:color w:val="000000" w:themeColor="text1"/>
+                <w:sz w:val="28"/>
+                <w:szCs w:val="28"/>
+                <w14:shadow w14:blurRad="38100" w14:dist="19050" w14:dir="2700000" w14:sx="100000" w14:sy="100000" w14:kx="0" w14:ky="0" w14:algn="tl">
+                  <w14:schemeClr w14:val="dk1">
+                    <w14:alpha w14:val="60000"/>
+                  </w14:schemeClr>
+                </w14:shadow>
+                <w14:textOutline w14:w="0" w14:cap="flat" w14:cmpd="sng" w14:algn="ctr">
+                  <w14:noFill/>
+                  <w14:prstDash w14:val="solid"/>
+                  <w14:round/>
+                </w14:textOutline>
+              </w:rPr>
+              <w:t xml:space="preserve">Professional Microphones </w:t>
+            </w:r>
+            <w:r>
+              <w:rPr>
+                <w:rStyle w:val="IntenseEmphasis"/>
+                <w:rFonts w:eastAsia="Calibri Light"/>
+                <w:b w:val="0"/>
+                <w:bCs w:val="0"/>
+                <w:i w:val="0"/>
+                <w:iCs w:val="0"/>
+                <w:color w:val="000000" w:themeColor="text1"/>
+                <w:sz w:val="28"/>
+                <w:szCs w:val="28"/>
+                <w:highlight w:val="yellow"/>
+                <w14:shadow w14:blurRad="38100" w14:dist="19050" w14:dir="2700000" w14:sx="100000" w14:sy="100000" w14:kx="0" w14:ky="0" w14:algn="tl">
+                  <w14:schemeClr w14:val="dk1">
+                    <w14:alpha w14:val="60000"/>
+                  </w14:schemeClr>
+                </w14:shadow>
+                <w14:textOutline w14:w="0" w14:cap="flat" w14:cmpd="sng" w14:algn="ctr">
+                  <w14:noFill/>
+                  <w14:prstDash w14:val="solid"/>
+                  <w14:round/>
+                </w14:textOutline>
+              </w:rPr>
+              <w:t>[Shure Axient &amp; Sennheiser 6000]</w:t>
+            </w:r>
+          </w:p>
+          <w:p>
+            <w:pPr>
+              <w:rPr>
+                <w:rStyle w:val="IntenseEmphasis"/>
+                <w:rFonts w:eastAsia="Calibri Light"/>
+                <w:b w:val="0"/>
+                <w:bCs w:val="0"/>
+                <w:i w:val="0"/>
+                <w:iCs w:val="0"/>
+                <w:color w:val="000000" w:themeColor="text1"/>
+                <w:sz w:val="28"/>
+                <w:szCs w:val="28"/>
+                <w14:shadow w14:blurRad="38100" w14:dist="19050" w14:dir="2700000" w14:sx="100000" w14:sy="100000" w14:kx="0" w14:ky="0" w14:algn="tl">
+                  <w14:schemeClr w14:val="dk1">
+                    <w14:alpha w14:val="60000"/>
+                  </w14:schemeClr>
+                </w14:shadow>
+                <w14:textOutline w14:w="0" w14:cap="flat" w14:cmpd="sng" w14:algn="ctr">
+                  <w14:noFill/>
+                  <w14:prstDash w14:val="solid"/>
+                  <w14:round/>
+                </w14:textOutline>
+              </w:rPr>
+            </w:pPr>
+          </w:p>
+          <w:p>
+            <w:pPr>
               <w:pStyle w:val="ListParagraph"/>
               <w:numPr>
                 <w:ilvl w:val="0"/>
@@ -9237,229 +9631,12 @@
                   <w14:round/>
                 </w14:textOutline>
               </w:rPr>
-              <w:t>Sound Setup</w:t>
-            </w:r>
-            <w:r>
-              <w:rPr>
-                <w:rStyle w:val="IntenseEmphasis"/>
-                <w:rFonts w:eastAsia="Calibri Light"/>
-                <w:b w:val="0"/>
-                <w:bCs w:val="0"/>
-                <w:i w:val="0"/>
-                <w:iCs w:val="0"/>
-                <w:color w:val="000000" w:themeColor="text1"/>
-                <w:sz w:val="28"/>
-                <w:szCs w:val="28"/>
-                <w14:shadow w14:blurRad="38100" w14:dist="19050" w14:dir="2700000" w14:sx="100000" w14:sy="100000" w14:kx="0" w14:ky="0" w14:algn="tl">
-                  <w14:schemeClr w14:val="dk1">
-                    <w14:alpha w14:val="60000"/>
-                  </w14:schemeClr>
-                </w14:shadow>
-                <w14:textOutline w14:w="0" w14:cap="flat" w14:cmpd="sng" w14:algn="ctr">
-                  <w14:noFill/>
-                  <w14:prstDash w14:val="solid"/>
-                  <w14:round/>
-                </w14:textOutline>
-              </w:rPr>
-              <w:t xml:space="preserve">- </w:t>
+              <w:t>Sharpy Lights Heavy Setup [On Stage Above Concrete Stage]</w:t>
             </w:r>
           </w:p>
           <w:p>
             <w:pPr>
               <w:pStyle w:val="ListParagraph"/>
-              <w:rPr>
-                <w:rStyle w:val="IntenseEmphasis"/>
-                <w:rFonts w:eastAsia="Calibri Light"/>
-                <w:b w:val="0"/>
-                <w:bCs w:val="0"/>
-                <w:i w:val="0"/>
-                <w:iCs w:val="0"/>
-                <w:color w:val="000000" w:themeColor="text1"/>
-                <w:sz w:val="28"/>
-                <w:szCs w:val="28"/>
-                <w14:shadow w14:blurRad="38100" w14:dist="19050" w14:dir="2700000" w14:sx="100000" w14:sy="100000" w14:kx="0" w14:ky="0" w14:algn="tl">
-                  <w14:schemeClr w14:val="dk1">
-                    <w14:alpha w14:val="60000"/>
-                  </w14:schemeClr>
-                </w14:shadow>
-                <w14:textOutline w14:w="0" w14:cap="flat" w14:cmpd="sng" w14:algn="ctr">
-                  <w14:noFill/>
-                  <w14:prstDash w14:val="solid"/>
-                  <w14:round/>
-                </w14:textOutline>
-              </w:rPr>
-            </w:pPr>
-            <w:r>
-              <w:rPr>
-                <w:rStyle w:val="IntenseEmphasis"/>
-                <w:rFonts w:eastAsia="Calibri Light"/>
-                <w:b w:val="0"/>
-                <w:bCs w:val="0"/>
-                <w:i w:val="0"/>
-                <w:iCs w:val="0"/>
-                <w:color w:val="000000" w:themeColor="text1"/>
-                <w:sz w:val="28"/>
-                <w:szCs w:val="28"/>
-                <w14:shadow w14:blurRad="38100" w14:dist="19050" w14:dir="2700000" w14:sx="100000" w14:sy="100000" w14:kx="0" w14:ky="0" w14:algn="tl">
-                  <w14:schemeClr w14:val="dk1">
-                    <w14:alpha w14:val="60000"/>
-                  </w14:schemeClr>
-                </w14:shadow>
-                <w14:textOutline w14:w="0" w14:cap="flat" w14:cmpd="sng" w14:algn="ctr">
-                  <w14:noFill/>
-                  <w14:prstDash w14:val="solid"/>
-                  <w14:round/>
-                </w14:textOutline>
-              </w:rPr>
-              <w:t>(</w:t>
-            </w:r>
-            <w:r>
-              <w:rPr>
-                <w:rStyle w:val="IntenseEmphasis"/>
-                <w:rFonts w:eastAsia="Calibri Light"/>
-                <w:b w:val="0"/>
-                <w:bCs w:val="0"/>
-                <w:i w:val="0"/>
-                <w:iCs w:val="0"/>
-                <w:color w:val="000000" w:themeColor="text1"/>
-                <w:sz w:val="28"/>
-                <w:szCs w:val="28"/>
-                <w14:shadow w14:blurRad="38100" w14:dist="19050" w14:dir="2700000" w14:sx="100000" w14:sy="100000" w14:kx="0" w14:ky="0" w14:algn="tl">
-                  <w14:schemeClr w14:val="dk1">
-                    <w14:alpha w14:val="60000"/>
-                  </w14:schemeClr>
-                </w14:shadow>
-                <w14:textOutline w14:w="0" w14:cap="flat" w14:cmpd="sng" w14:algn="ctr">
-                  <w14:noFill/>
-                  <w14:prstDash w14:val="solid"/>
-                  <w14:round/>
-                </w14:textOutline>
-              </w:rPr>
-              <w:t xml:space="preserve">12 </w:t>
-            </w:r>
-            <w:r>
-              <w:rPr>
-                <w:rStyle w:val="IntenseEmphasis"/>
-                <w:rFonts w:eastAsia="Calibri Light"/>
-                <w:b w:val="0"/>
-                <w:bCs w:val="0"/>
-                <w:i w:val="0"/>
-                <w:iCs w:val="0"/>
-                <w:color w:val="000000" w:themeColor="text1"/>
-                <w:sz w:val="28"/>
-                <w:szCs w:val="28"/>
-                <w14:shadow w14:blurRad="38100" w14:dist="19050" w14:dir="2700000" w14:sx="100000" w14:sy="100000" w14:kx="0" w14:ky="0" w14:algn="tl">
-                  <w14:schemeClr w14:val="dk1">
-                    <w14:alpha w14:val="60000"/>
-                  </w14:schemeClr>
-                </w14:shadow>
-                <w14:textOutline w14:w="0" w14:cap="flat" w14:cmpd="sng" w14:algn="ctr">
-                  <w14:noFill/>
-                  <w14:prstDash w14:val="solid"/>
-                  <w14:round/>
-                </w14:textOutline>
-              </w:rPr>
-              <w:t xml:space="preserve">Line Array, </w:t>
-            </w:r>
-            <w:r>
-              <w:rPr>
-                <w:rStyle w:val="IntenseEmphasis"/>
-                <w:rFonts w:eastAsia="Calibri Light"/>
-                <w:b w:val="0"/>
-                <w:bCs w:val="0"/>
-                <w:i w:val="0"/>
-                <w:iCs w:val="0"/>
-                <w:color w:val="000000" w:themeColor="text1"/>
-                <w:sz w:val="28"/>
-                <w:szCs w:val="28"/>
-                <w14:shadow w14:blurRad="38100" w14:dist="19050" w14:dir="2700000" w14:sx="100000" w14:sy="100000" w14:kx="0" w14:ky="0" w14:algn="tl">
-                  <w14:schemeClr w14:val="dk1">
-                    <w14:alpha w14:val="60000"/>
-                  </w14:schemeClr>
-                </w14:shadow>
-                <w14:textOutline w14:w="0" w14:cap="flat" w14:cmpd="sng" w14:algn="ctr">
-                  <w14:noFill/>
-                  <w14:prstDash w14:val="solid"/>
-                  <w14:round/>
-                </w14:textOutline>
-              </w:rPr>
-              <w:t xml:space="preserve">6 </w:t>
-            </w:r>
-            <w:r>
-              <w:rPr>
-                <w:rStyle w:val="IntenseEmphasis"/>
-                <w:rFonts w:eastAsia="Calibri Light"/>
-                <w:b w:val="0"/>
-                <w:bCs w:val="0"/>
-                <w:i w:val="0"/>
-                <w:iCs w:val="0"/>
-                <w:color w:val="000000" w:themeColor="text1"/>
-                <w:sz w:val="28"/>
-                <w:szCs w:val="28"/>
-                <w14:shadow w14:blurRad="38100" w14:dist="19050" w14:dir="2700000" w14:sx="100000" w14:sy="100000" w14:kx="0" w14:ky="0" w14:algn="tl">
-                  <w14:schemeClr w14:val="dk1">
-                    <w14:alpha w14:val="60000"/>
-                  </w14:schemeClr>
-                </w14:shadow>
-                <w14:textOutline w14:w="0" w14:cap="flat" w14:cmpd="sng" w14:algn="ctr">
-                  <w14:noFill/>
-                  <w14:prstDash w14:val="solid"/>
-                  <w14:round/>
-                </w14:textOutline>
-              </w:rPr>
-              <w:t xml:space="preserve">Bases &amp; </w:t>
-            </w:r>
-            <w:r>
-              <w:rPr>
-                <w:rStyle w:val="IntenseEmphasis"/>
-                <w:rFonts w:eastAsia="Calibri Light"/>
-                <w:b w:val="0"/>
-                <w:bCs w:val="0"/>
-                <w:i w:val="0"/>
-                <w:iCs w:val="0"/>
-                <w:color w:val="000000" w:themeColor="text1"/>
-                <w:sz w:val="28"/>
-                <w:szCs w:val="28"/>
-                <w14:shadow w14:blurRad="38100" w14:dist="19050" w14:dir="2700000" w14:sx="100000" w14:sy="100000" w14:kx="0" w14:ky="0" w14:algn="tl">
-                  <w14:schemeClr w14:val="dk1">
-                    <w14:alpha w14:val="60000"/>
-                  </w14:schemeClr>
-                </w14:shadow>
-                <w14:textOutline w14:w="0" w14:cap="flat" w14:cmpd="sng" w14:algn="ctr">
-                  <w14:noFill/>
-                  <w14:prstDash w14:val="solid"/>
-                  <w14:round/>
-                </w14:textOutline>
-              </w:rPr>
-              <w:t xml:space="preserve">6 </w:t>
-            </w:r>
-            <w:r>
-              <w:rPr>
-                <w:rStyle w:val="IntenseEmphasis"/>
-                <w:rFonts w:eastAsia="Calibri Light"/>
-                <w:b w:val="0"/>
-                <w:bCs w:val="0"/>
-                <w:i w:val="0"/>
-                <w:iCs w:val="0"/>
-                <w:color w:val="000000" w:themeColor="text1"/>
-                <w:sz w:val="28"/>
-                <w:szCs w:val="28"/>
-                <w14:shadow w14:blurRad="38100" w14:dist="19050" w14:dir="2700000" w14:sx="100000" w14:sy="100000" w14:kx="0" w14:ky="0" w14:algn="tl">
-                  <w14:schemeClr w14:val="dk1">
-                    <w14:alpha w14:val="60000"/>
-                  </w14:schemeClr>
-                </w14:shadow>
-                <w14:textOutline w14:w="0" w14:cap="flat" w14:cmpd="sng" w14:algn="ctr">
-                  <w14:noFill/>
-                  <w14:prstDash w14:val="solid"/>
-                  <w14:round/>
-                </w14:textOutline>
-              </w:rPr>
-              <w:t>Monitors)</w:t>
-            </w:r>
-          </w:p>
-          <w:p>
-            <w:pPr>
               <w:rPr>
                 <w:rStyle w:val="IntenseEmphasis"/>
                 <w:rFonts w:eastAsia="Calibri Light"/>
@@ -9534,83 +9711,12 @@
                   <w14:round/>
                 </w14:textOutline>
               </w:rPr>
-              <w:t>Professional</w:t>
-            </w:r>
-            <w:r>
-              <w:rPr>
-                <w:rStyle w:val="IntenseEmphasis"/>
-                <w:rFonts w:eastAsia="Calibri Light"/>
-                <w:b w:val="0"/>
-                <w:bCs w:val="0"/>
-                <w:i w:val="0"/>
-                <w:iCs w:val="0"/>
-                <w:color w:val="000000" w:themeColor="text1"/>
-                <w:sz w:val="28"/>
-                <w:szCs w:val="28"/>
-                <w14:shadow w14:blurRad="38100" w14:dist="19050" w14:dir="2700000" w14:sx="100000" w14:sy="100000" w14:kx="0" w14:ky="0" w14:algn="tl">
-                  <w14:schemeClr w14:val="dk1">
-                    <w14:alpha w14:val="60000"/>
-                  </w14:schemeClr>
-                </w14:shadow>
-                <w14:textOutline w14:w="0" w14:cap="flat" w14:cmpd="sng" w14:algn="ctr">
-                  <w14:noFill/>
-                  <w14:prstDash w14:val="solid"/>
-                  <w14:round/>
-                </w14:textOutline>
-              </w:rPr>
-              <w:t xml:space="preserve"> </w:t>
-            </w:r>
-            <w:r>
-              <w:rPr>
-                <w:rStyle w:val="IntenseEmphasis"/>
-                <w:rFonts w:eastAsia="Calibri Light"/>
-                <w:b w:val="0"/>
-                <w:bCs w:val="0"/>
-                <w:i w:val="0"/>
-                <w:iCs w:val="0"/>
-                <w:color w:val="000000" w:themeColor="text1"/>
-                <w:sz w:val="28"/>
-                <w:szCs w:val="28"/>
-                <w14:shadow w14:blurRad="38100" w14:dist="19050" w14:dir="2700000" w14:sx="100000" w14:sy="100000" w14:kx="0" w14:ky="0" w14:algn="tl">
-                  <w14:schemeClr w14:val="dk1">
-                    <w14:alpha w14:val="60000"/>
-                  </w14:schemeClr>
-                </w14:shadow>
-                <w14:textOutline w14:w="0" w14:cap="flat" w14:cmpd="sng" w14:algn="ctr">
-                  <w14:noFill/>
-                  <w14:prstDash w14:val="solid"/>
-                  <w14:round/>
-                </w14:textOutline>
-              </w:rPr>
-              <w:t>Microphones</w:t>
-            </w:r>
-            <w:r>
-              <w:rPr>
-                <w:rStyle w:val="IntenseEmphasis"/>
-                <w:rFonts w:eastAsia="Calibri Light"/>
-                <w:b w:val="0"/>
-                <w:bCs w:val="0"/>
-                <w:i w:val="0"/>
-                <w:iCs w:val="0"/>
-                <w:color w:val="000000" w:themeColor="text1"/>
-                <w:sz w:val="28"/>
-                <w:szCs w:val="28"/>
-                <w14:shadow w14:blurRad="38100" w14:dist="19050" w14:dir="2700000" w14:sx="100000" w14:sy="100000" w14:kx="0" w14:ky="0" w14:algn="tl">
-                  <w14:schemeClr w14:val="dk1">
-                    <w14:alpha w14:val="60000"/>
-                  </w14:schemeClr>
-                </w14:shadow>
-                <w14:textOutline w14:w="0" w14:cap="flat" w14:cmpd="sng" w14:algn="ctr">
-                  <w14:noFill/>
-                  <w14:prstDash w14:val="solid"/>
-                  <w14:round/>
-                </w14:textOutline>
-              </w:rPr>
-              <w:t xml:space="preserve"> </w:t>
-            </w:r>
-          </w:p>
-          <w:p>
-            <w:pPr>
+              <w:t xml:space="preserve">Professional Light Operator </w:t>
+            </w:r>
+          </w:p>
+          <w:p>
+            <w:pPr>
+              <w:pStyle w:val="ListParagraph"/>
               <w:rPr>
                 <w:rStyle w:val="IntenseEmphasis"/>
                 <w:rFonts w:eastAsia="Calibri Light"/>
@@ -9685,7 +9791,55 @@
                   <w14:round/>
                 </w14:textOutline>
               </w:rPr>
-              <w:t>Sharpy Lights Heavy Setup [On Stage Above Concrete Stage]</w:t>
+              <w:t>Wooden Flex Floor (</w:t>
+            </w:r>
+            <w:r>
+              <w:rPr>
+                <w:rStyle w:val="IntenseEmphasis"/>
+                <w:rFonts w:eastAsia="Calibri Light"/>
+                <w:b w:val="0"/>
+                <w:bCs w:val="0"/>
+                <w:i w:val="0"/>
+                <w:iCs w:val="0"/>
+                <w:color w:val="000000" w:themeColor="text1"/>
+                <w:sz w:val="28"/>
+                <w:szCs w:val="28"/>
+                <w14:shadow w14:blurRad="38100" w14:dist="19050" w14:dir="2700000" w14:sx="100000" w14:sy="100000" w14:kx="0" w14:ky="0" w14:algn="tl">
+                  <w14:schemeClr w14:val="dk1">
+                    <w14:alpha w14:val="60000"/>
+                  </w14:schemeClr>
+                </w14:shadow>
+                <w14:textOutline w14:w="0" w14:cap="flat" w14:cmpd="sng" w14:algn="ctr">
+                  <w14:noFill/>
+                  <w14:prstDash w14:val="solid"/>
+                  <w14:round/>
+                </w14:textOutline>
+              </w:rPr>
+              <w:t>16x24</w:t>
+            </w:r>
+            <w:r>
+              <w:rPr>
+                <w:rStyle w:val="IntenseEmphasis"/>
+                <w:rFonts w:eastAsia="Calibri Light"/>
+                <w:b w:val="0"/>
+                <w:bCs w:val="0"/>
+                <w:i w:val="0"/>
+                <w:iCs w:val="0"/>
+                <w:color w:val="000000" w:themeColor="text1"/>
+                <w:sz w:val="28"/>
+                <w:szCs w:val="28"/>
+                <w14:shadow w14:blurRad="38100" w14:dist="19050" w14:dir="2700000" w14:sx="100000" w14:sy="100000" w14:kx="0" w14:ky="0" w14:algn="tl">
+                  <w14:schemeClr w14:val="dk1">
+                    <w14:alpha w14:val="60000"/>
+                  </w14:schemeClr>
+                </w14:shadow>
+                <w14:textOutline w14:w="0" w14:cap="flat" w14:cmpd="sng" w14:algn="ctr">
+                  <w14:noFill/>
+                  <w14:prstDash w14:val="solid"/>
+                  <w14:round/>
+                </w14:textOutline>
+              </w:rPr>
+              <w:t>) [As Per Theme]</w:t>
             </w:r>
           </w:p>
           <w:p>
@@ -9765,7 +9919,31 @@
                   <w14:round/>
                 </w14:textOutline>
               </w:rPr>
-              <w:t xml:space="preserve">Professional Light Operator </w:t>
+              <w:t>Professional DJ</w:t>
+            </w:r>
+            <w:r>
+              <w:rPr>
+                <w:rStyle w:val="IntenseEmphasis"/>
+                <w:rFonts w:eastAsia="Calibri Light"/>
+                <w:b w:val="0"/>
+                <w:bCs w:val="0"/>
+                <w:i w:val="0"/>
+                <w:iCs w:val="0"/>
+                <w:color w:val="000000" w:themeColor="text1"/>
+                <w:sz w:val="28"/>
+                <w:szCs w:val="28"/>
+                <w14:shadow w14:blurRad="38100" w14:dist="19050" w14:dir="2700000" w14:sx="100000" w14:sy="100000" w14:kx="0" w14:ky="0" w14:algn="tl">
+                  <w14:schemeClr w14:val="dk1">
+                    <w14:alpha w14:val="60000"/>
+                  </w14:schemeClr>
+                </w14:shadow>
+                <w14:textOutline w14:w="0" w14:cap="flat" w14:cmpd="sng" w14:algn="ctr">
+                  <w14:noFill/>
+                  <w14:prstDash w14:val="solid"/>
+                  <w14:round/>
+                </w14:textOutline>
+              </w:rPr>
+              <w:t xml:space="preserve"> Jockey [In House]</w:t>
             </w:r>
           </w:p>
           <w:p>
@@ -9845,60 +10023,59 @@
                   <w14:round/>
                 </w14:textOutline>
               </w:rPr>
-              <w:t>Wooden Flex Floor (</w:t>
-            </w:r>
-            <w:r>
-              <w:rPr>
-                <w:rStyle w:val="IntenseEmphasis"/>
-                <w:rFonts w:eastAsia="Calibri Light"/>
-                <w:b w:val="0"/>
-                <w:bCs w:val="0"/>
-                <w:i w:val="0"/>
-                <w:iCs w:val="0"/>
-                <w:color w:val="000000" w:themeColor="text1"/>
-                <w:sz w:val="28"/>
-                <w:szCs w:val="28"/>
-                <w14:shadow w14:blurRad="38100" w14:dist="19050" w14:dir="2700000" w14:sx="100000" w14:sy="100000" w14:kx="0" w14:ky="0" w14:algn="tl">
-                  <w14:schemeClr w14:val="dk1">
-                    <w14:alpha w14:val="60000"/>
-                  </w14:schemeClr>
-                </w14:shadow>
-                <w14:textOutline w14:w="0" w14:cap="flat" w14:cmpd="sng" w14:algn="ctr">
-                  <w14:noFill/>
-                  <w14:prstDash w14:val="solid"/>
-                  <w14:round/>
-                </w14:textOutline>
-              </w:rPr>
-              <w:t>16x24</w:t>
-            </w:r>
-            <w:r>
-              <w:rPr>
-                <w:rStyle w:val="IntenseEmphasis"/>
-                <w:rFonts w:eastAsia="Calibri Light"/>
-                <w:b w:val="0"/>
-                <w:bCs w:val="0"/>
-                <w:i w:val="0"/>
-                <w:iCs w:val="0"/>
-                <w:color w:val="000000" w:themeColor="text1"/>
-                <w:sz w:val="28"/>
-                <w:szCs w:val="28"/>
-                <w14:shadow w14:blurRad="38100" w14:dist="19050" w14:dir="2700000" w14:sx="100000" w14:sy="100000" w14:kx="0" w14:ky="0" w14:algn="tl">
-                  <w14:schemeClr w14:val="dk1">
-                    <w14:alpha w14:val="60000"/>
-                  </w14:schemeClr>
-                </w14:shadow>
-                <w14:textOutline w14:w="0" w14:cap="flat" w14:cmpd="sng" w14:algn="ctr">
-                  <w14:noFill/>
-                  <w14:prstDash w14:val="solid"/>
-                  <w14:round/>
-                </w14:textOutline>
-              </w:rPr>
-              <w:t>) [As Per Theme]</w:t>
-            </w:r>
-          </w:p>
-          <w:p>
-            <w:pPr>
-              <w:pStyle w:val="ListParagraph"/>
+              <w:t>Sound Mixer</w:t>
+            </w:r>
+            <w:r>
+              <w:rPr>
+                <w:rStyle w:val="IntenseEmphasis"/>
+                <w:rFonts w:eastAsia="Calibri Light"/>
+                <w:b w:val="0"/>
+                <w:bCs w:val="0"/>
+                <w:i w:val="0"/>
+                <w:iCs w:val="0"/>
+                <w:color w:val="000000" w:themeColor="text1"/>
+                <w:sz w:val="28"/>
+                <w:szCs w:val="28"/>
+                <w14:shadow w14:blurRad="38100" w14:dist="19050" w14:dir="2700000" w14:sx="100000" w14:sy="100000" w14:kx="0" w14:ky="0" w14:algn="tl">
+                  <w14:schemeClr w14:val="dk1">
+                    <w14:alpha w14:val="60000"/>
+                  </w14:schemeClr>
+                </w14:shadow>
+                <w14:textOutline w14:w="0" w14:cap="flat" w14:cmpd="sng" w14:algn="ctr">
+                  <w14:noFill/>
+                  <w14:prstDash w14:val="solid"/>
+                  <w14:round/>
+                </w14:textOutline>
+              </w:rPr>
+              <w:t xml:space="preserve"> - </w:t>
+            </w:r>
+            <w:r>
+              <w:rPr>
+                <w:rStyle w:val="IntenseEmphasis"/>
+                <w:rFonts w:eastAsia="Calibri Light"/>
+                <w:b w:val="0"/>
+                <w:bCs w:val="0"/>
+                <w:i w:val="0"/>
+                <w:iCs w:val="0"/>
+                <w:color w:val="000000" w:themeColor="text1"/>
+                <w:sz w:val="28"/>
+                <w:szCs w:val="28"/>
+                <w14:shadow w14:blurRad="38100" w14:dist="19050" w14:dir="2700000" w14:sx="100000" w14:sy="100000" w14:kx="0" w14:ky="0" w14:algn="tl">
+                  <w14:schemeClr w14:val="dk1">
+                    <w14:alpha w14:val="60000"/>
+                  </w14:schemeClr>
+                </w14:shadow>
+                <w14:textOutline w14:w="0" w14:cap="flat" w14:cmpd="sng" w14:algn="ctr">
+                  <w14:noFill/>
+                  <w14:prstDash w14:val="solid"/>
+                  <w14:round/>
+                </w14:textOutline>
+              </w:rPr>
+              <w:t xml:space="preserve">Allen Heath </w:t>
+            </w:r>
+          </w:p>
+          <w:p>
+            <w:pPr>
               <w:rPr>
                 <w:rStyle w:val="IntenseEmphasis"/>
                 <w:rFonts w:eastAsia="Calibri Light"/>
@@ -9973,212 +10150,6 @@
                   <w14:round/>
                 </w14:textOutline>
               </w:rPr>
-              <w:t>Professional DJ</w:t>
-            </w:r>
-            <w:r>
-              <w:rPr>
-                <w:rStyle w:val="IntenseEmphasis"/>
-                <w:rFonts w:eastAsia="Calibri Light"/>
-                <w:b w:val="0"/>
-                <w:bCs w:val="0"/>
-                <w:i w:val="0"/>
-                <w:iCs w:val="0"/>
-                <w:color w:val="000000" w:themeColor="text1"/>
-                <w:sz w:val="28"/>
-                <w:szCs w:val="28"/>
-                <w14:shadow w14:blurRad="38100" w14:dist="19050" w14:dir="2700000" w14:sx="100000" w14:sy="100000" w14:kx="0" w14:ky="0" w14:algn="tl">
-                  <w14:schemeClr w14:val="dk1">
-                    <w14:alpha w14:val="60000"/>
-                  </w14:schemeClr>
-                </w14:shadow>
-                <w14:textOutline w14:w="0" w14:cap="flat" w14:cmpd="sng" w14:algn="ctr">
-                  <w14:noFill/>
-                  <w14:prstDash w14:val="solid"/>
-                  <w14:round/>
-                </w14:textOutline>
-              </w:rPr>
-              <w:t xml:space="preserve"> Jockey [In House]</w:t>
-            </w:r>
-          </w:p>
-          <w:p>
-            <w:pPr>
-              <w:pStyle w:val="ListParagraph"/>
-              <w:rPr>
-                <w:rStyle w:val="IntenseEmphasis"/>
-                <w:rFonts w:eastAsia="Calibri Light"/>
-                <w:b w:val="0"/>
-                <w:bCs w:val="0"/>
-                <w:i w:val="0"/>
-                <w:iCs w:val="0"/>
-                <w:color w:val="000000" w:themeColor="text1"/>
-                <w:sz w:val="28"/>
-                <w:szCs w:val="28"/>
-                <w14:shadow w14:blurRad="38100" w14:dist="19050" w14:dir="2700000" w14:sx="100000" w14:sy="100000" w14:kx="0" w14:ky="0" w14:algn="tl">
-                  <w14:schemeClr w14:val="dk1">
-                    <w14:alpha w14:val="60000"/>
-                  </w14:schemeClr>
-                </w14:shadow>
-                <w14:textOutline w14:w="0" w14:cap="flat" w14:cmpd="sng" w14:algn="ctr">
-                  <w14:noFill/>
-                  <w14:prstDash w14:val="solid"/>
-                  <w14:round/>
-                </w14:textOutline>
-              </w:rPr>
-            </w:pPr>
-          </w:p>
-          <w:p>
-            <w:pPr>
-              <w:pStyle w:val="ListParagraph"/>
-              <w:numPr>
-                <w:ilvl w:val="0"/>
-                <w:numId w:val="29"/>
-              </w:numPr>
-              <w:rPr>
-                <w:rStyle w:val="IntenseEmphasis"/>
-                <w:rFonts w:eastAsia="Calibri Light"/>
-                <w:b w:val="0"/>
-                <w:bCs w:val="0"/>
-                <w:i w:val="0"/>
-                <w:iCs w:val="0"/>
-                <w:color w:val="000000" w:themeColor="text1"/>
-                <w:sz w:val="28"/>
-                <w:szCs w:val="28"/>
-                <w14:shadow w14:blurRad="38100" w14:dist="19050" w14:dir="2700000" w14:sx="100000" w14:sy="100000" w14:kx="0" w14:ky="0" w14:algn="tl">
-                  <w14:schemeClr w14:val="dk1">
-                    <w14:alpha w14:val="60000"/>
-                  </w14:schemeClr>
-                </w14:shadow>
-                <w14:textOutline w14:w="0" w14:cap="flat" w14:cmpd="sng" w14:algn="ctr">
-                  <w14:noFill/>
-                  <w14:prstDash w14:val="solid"/>
-                  <w14:round/>
-                </w14:textOutline>
-              </w:rPr>
-            </w:pPr>
-            <w:r>
-              <w:rPr>
-                <w:rStyle w:val="IntenseEmphasis"/>
-                <w:rFonts w:eastAsia="Calibri Light"/>
-                <w:b w:val="0"/>
-                <w:bCs w:val="0"/>
-                <w:i w:val="0"/>
-                <w:iCs w:val="0"/>
-                <w:color w:val="000000" w:themeColor="text1"/>
-                <w:sz w:val="28"/>
-                <w:szCs w:val="28"/>
-                <w14:shadow w14:blurRad="38100" w14:dist="19050" w14:dir="2700000" w14:sx="100000" w14:sy="100000" w14:kx="0" w14:ky="0" w14:algn="tl">
-                  <w14:schemeClr w14:val="dk1">
-                    <w14:alpha w14:val="60000"/>
-                  </w14:schemeClr>
-                </w14:shadow>
-                <w14:textOutline w14:w="0" w14:cap="flat" w14:cmpd="sng" w14:algn="ctr">
-                  <w14:noFill/>
-                  <w14:prstDash w14:val="solid"/>
-                  <w14:round/>
-                </w14:textOutline>
-              </w:rPr>
-              <w:t>Sound Mixer</w:t>
-            </w:r>
-            <w:r>
-              <w:rPr>
-                <w:rStyle w:val="IntenseEmphasis"/>
-                <w:rFonts w:eastAsia="Calibri Light"/>
-                <w:b w:val="0"/>
-                <w:bCs w:val="0"/>
-                <w:i w:val="0"/>
-                <w:iCs w:val="0"/>
-                <w:color w:val="000000" w:themeColor="text1"/>
-                <w:sz w:val="28"/>
-                <w:szCs w:val="28"/>
-                <w14:shadow w14:blurRad="38100" w14:dist="19050" w14:dir="2700000" w14:sx="100000" w14:sy="100000" w14:kx="0" w14:ky="0" w14:algn="tl">
-                  <w14:schemeClr w14:val="dk1">
-                    <w14:alpha w14:val="60000"/>
-                  </w14:schemeClr>
-                </w14:shadow>
-                <w14:textOutline w14:w="0" w14:cap="flat" w14:cmpd="sng" w14:algn="ctr">
-                  <w14:noFill/>
-                  <w14:prstDash w14:val="solid"/>
-                  <w14:round/>
-                </w14:textOutline>
-              </w:rPr>
-              <w:t xml:space="preserve"> - </w:t>
-            </w:r>
-            <w:r>
-              <w:rPr>
-                <w:rStyle w:val="IntenseEmphasis"/>
-                <w:rFonts w:eastAsia="Calibri Light"/>
-                <w:b w:val="0"/>
-                <w:bCs w:val="0"/>
-                <w:i w:val="0"/>
-                <w:iCs w:val="0"/>
-                <w:color w:val="000000" w:themeColor="text1"/>
-                <w:sz w:val="28"/>
-                <w:szCs w:val="28"/>
-                <w14:shadow w14:blurRad="38100" w14:dist="19050" w14:dir="2700000" w14:sx="100000" w14:sy="100000" w14:kx="0" w14:ky="0" w14:algn="tl">
-                  <w14:schemeClr w14:val="dk1">
-                    <w14:alpha w14:val="60000"/>
-                  </w14:schemeClr>
-                </w14:shadow>
-                <w14:textOutline w14:w="0" w14:cap="flat" w14:cmpd="sng" w14:algn="ctr">
-                  <w14:noFill/>
-                  <w14:prstDash w14:val="solid"/>
-                  <w14:round/>
-                </w14:textOutline>
-              </w:rPr>
-              <w:t xml:space="preserve">Allen Heath </w:t>
-            </w:r>
-          </w:p>
-          <w:p>
-            <w:pPr>
-              <w:pStyle w:val="ListParagraph"/>
-              <w:numPr>
-                <w:ilvl w:val="0"/>
-                <w:numId w:val="29"/>
-              </w:numPr>
-              <w:rPr>
-                <w:rStyle w:val="IntenseEmphasis"/>
-                <w:rFonts w:eastAsia="Calibri Light"/>
-                <w:b w:val="0"/>
-                <w:bCs w:val="0"/>
-                <w:i w:val="0"/>
-                <w:iCs w:val="0"/>
-                <w:color w:val="000000" w:themeColor="text1"/>
-                <w:sz w:val="28"/>
-                <w:szCs w:val="28"/>
-                <w14:shadow w14:blurRad="38100" w14:dist="19050" w14:dir="2700000" w14:sx="100000" w14:sy="100000" w14:kx="0" w14:ky="0" w14:algn="tl">
-                  <w14:schemeClr w14:val="dk1">
-                    <w14:alpha w14:val="60000"/>
-                  </w14:schemeClr>
-                </w14:shadow>
-                <w14:textOutline w14:w="0" w14:cap="flat" w14:cmpd="sng" w14:algn="ctr">
-                  <w14:noFill/>
-                  <w14:prstDash w14:val="solid"/>
-                  <w14:round/>
-                </w14:textOutline>
-              </w:rPr>
-            </w:pPr>
-            <w:r>
-              <w:rPr>
-                <w:rStyle w:val="IntenseEmphasis"/>
-                <w:rFonts w:eastAsia="Calibri Light"/>
-                <w:b w:val="0"/>
-                <w:bCs w:val="0"/>
-                <w:i w:val="0"/>
-                <w:iCs w:val="0"/>
-                <w:color w:val="000000" w:themeColor="text1"/>
-                <w:sz w:val="28"/>
-                <w:szCs w:val="28"/>
-                <w14:shadow w14:blurRad="38100" w14:dist="19050" w14:dir="2700000" w14:sx="100000" w14:sy="100000" w14:kx="0" w14:ky="0" w14:algn="tl">
-                  <w14:schemeClr w14:val="dk1">
-                    <w14:alpha w14:val="60000"/>
-                  </w14:schemeClr>
-                </w14:shadow>
-                <w14:textOutline w14:w="0" w14:cap="flat" w14:cmpd="sng" w14:algn="ctr">
-                  <w14:noFill/>
-                  <w14:prstDash w14:val="solid"/>
-                  <w14:round/>
-                </w14:textOutline>
-              </w:rPr>
               <w:t>Sound Engineer</w:t>
             </w:r>
           </w:p>
@@ -10491,7 +10462,55 @@
                   <w14:round/>
                 </w14:textOutline>
               </w:rPr>
-              <w:t>,00,000 /-</w:t>
+              <w:t>,</w:t>
+            </w:r>
+            <w:r>
+              <w:rPr>
+                <w:rStyle w:val="IntenseEmphasis"/>
+                <w:rFonts w:eastAsia="Calibri Light"/>
+                <w:b w:val="0"/>
+                <w:bCs w:val="0"/>
+                <w:i w:val="0"/>
+                <w:iCs w:val="0"/>
+                <w:color w:val="000000" w:themeColor="text1"/>
+                <w:sz w:val="28"/>
+                <w:szCs w:val="28"/>
+                <w14:shadow w14:blurRad="38100" w14:dist="19050" w14:dir="2700000" w14:sx="100000" w14:sy="100000" w14:kx="0" w14:ky="0" w14:algn="tl">
+                  <w14:schemeClr w14:val="dk1">
+                    <w14:alpha w14:val="60000"/>
+                  </w14:schemeClr>
+                </w14:shadow>
+                <w14:textOutline w14:w="0" w14:cap="flat" w14:cmpd="sng" w14:algn="ctr">
+                  <w14:noFill/>
+                  <w14:prstDash w14:val="solid"/>
+                  <w14:round/>
+                </w14:textOutline>
+              </w:rPr>
+              <w:t>5</w:t>
+            </w:r>
+            <w:r>
+              <w:rPr>
+                <w:rStyle w:val="IntenseEmphasis"/>
+                <w:rFonts w:eastAsia="Calibri Light"/>
+                <w:b w:val="0"/>
+                <w:bCs w:val="0"/>
+                <w:i w:val="0"/>
+                <w:iCs w:val="0"/>
+                <w:color w:val="000000" w:themeColor="text1"/>
+                <w:sz w:val="28"/>
+                <w:szCs w:val="28"/>
+                <w14:shadow w14:blurRad="38100" w14:dist="19050" w14:dir="2700000" w14:sx="100000" w14:sy="100000" w14:kx="0" w14:ky="0" w14:algn="tl">
+                  <w14:schemeClr w14:val="dk1">
+                    <w14:alpha w14:val="60000"/>
+                  </w14:schemeClr>
+                </w14:shadow>
+                <w14:textOutline w14:w="0" w14:cap="flat" w14:cmpd="sng" w14:algn="ctr">
+                  <w14:noFill/>
+                  <w14:prstDash w14:val="solid"/>
+                  <w14:round/>
+                </w14:textOutline>
+              </w:rPr>
+              <w:t>0,000 /-</w:t>
             </w:r>
           </w:p>
         </w:tc>
@@ -10580,7 +10599,7 @@
                   <w14:round/>
                 </w14:textOutline>
               </w:rPr>
-              <w:t>Dholies Team (4)</w:t>
+              <w:t>Anchor</w:t>
             </w:r>
           </w:p>
         </w:tc>
@@ -10661,7 +10680,7 @@
                   <w14:round/>
                 </w14:textOutline>
               </w:rPr>
-              <w:t>10,000 /-</w:t>
+              <w:t>On Final Call</w:t>
             </w:r>
           </w:p>
         </w:tc>
@@ -10704,176 +10723,6 @@
               <w:pStyle w:val="ListParagraph"/>
               <w:numPr>
                 <w:ilvl w:val="0"/>
-                <w:numId w:val="29"/>
-              </w:numPr>
-              <w:rPr>
-                <w:rStyle w:val="IntenseEmphasis"/>
-                <w:rFonts w:eastAsia="Calibri Light"/>
-                <w:b w:val="0"/>
-                <w:bCs w:val="0"/>
-                <w:i w:val="0"/>
-                <w:iCs w:val="0"/>
-                <w:color w:val="000000" w:themeColor="text1"/>
-                <w:sz w:val="28"/>
-                <w:szCs w:val="28"/>
-                <w14:shadow w14:blurRad="38100" w14:dist="19050" w14:dir="2700000" w14:sx="100000" w14:sy="100000" w14:kx="0" w14:ky="0" w14:algn="tl">
-                  <w14:schemeClr w14:val="dk1">
-                    <w14:alpha w14:val="60000"/>
-                  </w14:schemeClr>
-                </w14:shadow>
-                <w14:textOutline w14:w="0" w14:cap="flat" w14:cmpd="sng" w14:algn="ctr">
-                  <w14:noFill/>
-                  <w14:prstDash w14:val="solid"/>
-                  <w14:round/>
-                </w14:textOutline>
-              </w:rPr>
-            </w:pPr>
-            <w:r>
-              <w:rPr>
-                <w:rStyle w:val="IntenseEmphasis"/>
-                <w:rFonts w:eastAsia="Calibri Light"/>
-                <w:b w:val="0"/>
-                <w:bCs w:val="0"/>
-                <w:i w:val="0"/>
-                <w:iCs w:val="0"/>
-                <w:color w:val="000000" w:themeColor="text1"/>
-                <w:sz w:val="28"/>
-                <w:szCs w:val="28"/>
-                <w14:shadow w14:blurRad="38100" w14:dist="19050" w14:dir="2700000" w14:sx="100000" w14:sy="100000" w14:kx="0" w14:ky="0" w14:algn="tl">
-                  <w14:schemeClr w14:val="dk1">
-                    <w14:alpha w14:val="60000"/>
-                  </w14:schemeClr>
-                </w14:shadow>
-                <w14:textOutline w14:w="0" w14:cap="flat" w14:cmpd="sng" w14:algn="ctr">
-                  <w14:noFill/>
-                  <w14:prstDash w14:val="solid"/>
-                  <w14:round/>
-                </w14:textOutline>
-              </w:rPr>
-              <w:t>Anchor</w:t>
-            </w:r>
-          </w:p>
-        </w:tc>
-        <w:tc>
-          <w:tcPr>
-            <w:tcW w:w="2613" w:type="dxa"/>
-          </w:tcPr>
-          <w:p>
-            <w:pPr>
-              <w:jc w:val="center"/>
-              <w:rPr>
-                <w:rStyle w:val="IntenseEmphasis"/>
-                <w:rFonts w:eastAsia="Calibri Light"/>
-                <w:b w:val="0"/>
-                <w:bCs w:val="0"/>
-                <w:i w:val="0"/>
-                <w:iCs w:val="0"/>
-                <w:color w:val="000000" w:themeColor="text1"/>
-                <w:sz w:val="28"/>
-                <w:szCs w:val="28"/>
-                <w14:shadow w14:blurRad="38100" w14:dist="19050" w14:dir="2700000" w14:sx="100000" w14:sy="100000" w14:kx="0" w14:ky="0" w14:algn="tl">
-                  <w14:schemeClr w14:val="dk1">
-                    <w14:alpha w14:val="60000"/>
-                  </w14:schemeClr>
-                </w14:shadow>
-                <w14:textOutline w14:w="0" w14:cap="flat" w14:cmpd="sng" w14:algn="ctr">
-                  <w14:noFill/>
-                  <w14:prstDash w14:val="solid"/>
-                  <w14:round/>
-                </w14:textOutline>
-              </w:rPr>
-            </w:pPr>
-          </w:p>
-          <w:p>
-            <w:pPr>
-              <w:jc w:val="center"/>
-              <w:rPr>
-                <w:rStyle w:val="IntenseEmphasis"/>
-                <w:rFonts w:eastAsia="Calibri Light"/>
-                <w:b w:val="0"/>
-                <w:bCs w:val="0"/>
-                <w:i w:val="0"/>
-                <w:iCs w:val="0"/>
-                <w:color w:val="000000" w:themeColor="text1"/>
-                <w:sz w:val="28"/>
-                <w:szCs w:val="28"/>
-                <w14:shadow w14:blurRad="38100" w14:dist="19050" w14:dir="2700000" w14:sx="100000" w14:sy="100000" w14:kx="0" w14:ky="0" w14:algn="tl">
-                  <w14:schemeClr w14:val="dk1">
-                    <w14:alpha w14:val="60000"/>
-                  </w14:schemeClr>
-                </w14:shadow>
-                <w14:textOutline w14:w="0" w14:cap="flat" w14:cmpd="sng" w14:algn="ctr">
-                  <w14:noFill/>
-                  <w14:prstDash w14:val="solid"/>
-                  <w14:round/>
-                </w14:textOutline>
-              </w:rPr>
-            </w:pPr>
-            <w:r>
-              <w:rPr>
-                <w:rStyle w:val="IntenseEmphasis"/>
-                <w:rFonts w:eastAsia="Calibri Light"/>
-                <w:b w:val="0"/>
-                <w:bCs w:val="0"/>
-                <w:i w:val="0"/>
-                <w:iCs w:val="0"/>
-                <w:color w:val="000000" w:themeColor="text1"/>
-                <w:sz w:val="28"/>
-                <w:szCs w:val="28"/>
-                <w14:shadow w14:blurRad="38100" w14:dist="19050" w14:dir="2700000" w14:sx="100000" w14:sy="100000" w14:kx="0" w14:ky="0" w14:algn="tl">
-                  <w14:schemeClr w14:val="dk1">
-                    <w14:alpha w14:val="60000"/>
-                  </w14:schemeClr>
-                </w14:shadow>
-                <w14:textOutline w14:w="0" w14:cap="flat" w14:cmpd="sng" w14:algn="ctr">
-                  <w14:noFill/>
-                  <w14:prstDash w14:val="solid"/>
-                  <w14:round/>
-                </w14:textOutline>
-              </w:rPr>
-              <w:t>On Final Call</w:t>
-            </w:r>
-          </w:p>
-        </w:tc>
-      </w:tr>
-      <w:tr>
-        <w:trPr>
-          <w:trHeight w:val="899"/>
-        </w:trPr>
-        <w:tc>
-          <w:tcPr>
-            <w:tcW w:w="6745" w:type="dxa"/>
-          </w:tcPr>
-          <w:p>
-            <w:pPr>
-              <w:rPr>
-                <w:rStyle w:val="IntenseEmphasis"/>
-                <w:rFonts w:eastAsia="Calibri Light"/>
-                <w:b w:val="0"/>
-                <w:bCs w:val="0"/>
-                <w:i w:val="0"/>
-                <w:iCs w:val="0"/>
-                <w:color w:val="000000" w:themeColor="text1"/>
-                <w:sz w:val="28"/>
-                <w:szCs w:val="28"/>
-                <w14:shadow w14:blurRad="38100" w14:dist="19050" w14:dir="2700000" w14:sx="100000" w14:sy="100000" w14:kx="0" w14:ky="0" w14:algn="tl">
-                  <w14:schemeClr w14:val="dk1">
-                    <w14:alpha w14:val="60000"/>
-                  </w14:schemeClr>
-                </w14:shadow>
-                <w14:textOutline w14:w="0" w14:cap="flat" w14:cmpd="sng" w14:algn="ctr">
-                  <w14:noFill/>
-                  <w14:prstDash w14:val="solid"/>
-                  <w14:round/>
-                </w14:textOutline>
-              </w:rPr>
-            </w:pPr>
-          </w:p>
-          <w:p>
-            <w:pPr>
-              <w:pStyle w:val="ListParagraph"/>
-              <w:numPr>
-                <w:ilvl w:val="0"/>
                 <w:numId w:val="21"/>
               </w:numPr>
               <w:rPr>
@@ -11458,31 +11307,7 @@
                   <w14:round/>
                 </w14:textOutline>
               </w:rPr>
-              <w:t>E</w:t>
-            </w:r>
-            <w:r>
-              <w:rPr>
-                <w:rStyle w:val="IntenseEmphasis"/>
-                <w:rFonts w:eastAsia="Calibri Light"/>
-                <w:b w:val="0"/>
-                <w:bCs w:val="0"/>
-                <w:i w:val="0"/>
-                <w:iCs w:val="0"/>
-                <w:color w:val="000000" w:themeColor="text1"/>
-                <w:sz w:val="28"/>
-                <w:szCs w:val="28"/>
-                <w14:shadow w14:blurRad="38100" w14:dist="19050" w14:dir="2700000" w14:sx="100000" w14:sy="100000" w14:kx="0" w14:ky="0" w14:algn="tl">
-                  <w14:schemeClr w14:val="dk1">
-                    <w14:alpha w14:val="60000"/>
-                  </w14:schemeClr>
-                </w14:shadow>
-                <w14:textOutline w14:w="0" w14:cap="flat" w14:cmpd="sng" w14:algn="ctr">
-                  <w14:noFill/>
-                  <w14:prstDash w14:val="solid"/>
-                  <w14:round/>
-                </w14:textOutline>
-              </w:rPr>
-              <w:t>lectric Fireworks</w:t>
+              <w:t>Electric Fireworks</w:t>
             </w:r>
           </w:p>
           <w:p>
@@ -11602,7 +11427,79 @@
                   <w14:round/>
                 </w14:textOutline>
               </w:rPr>
-              <w:t>1,00,000 /-</w:t>
+              <w:t>1,</w:t>
+            </w:r>
+            <w:r>
+              <w:rPr>
+                <w:rStyle w:val="IntenseEmphasis"/>
+                <w:rFonts w:eastAsia="Calibri Light"/>
+                <w:b w:val="0"/>
+                <w:bCs w:val="0"/>
+                <w:i w:val="0"/>
+                <w:iCs w:val="0"/>
+                <w:color w:val="000000" w:themeColor="text1"/>
+                <w:sz w:val="28"/>
+                <w:szCs w:val="28"/>
+                <w14:shadow w14:blurRad="38100" w14:dist="19050" w14:dir="2700000" w14:sx="100000" w14:sy="100000" w14:kx="0" w14:ky="0" w14:algn="tl">
+                  <w14:schemeClr w14:val="dk1">
+                    <w14:alpha w14:val="60000"/>
+                  </w14:schemeClr>
+                </w14:shadow>
+                <w14:textOutline w14:w="0" w14:cap="flat" w14:cmpd="sng" w14:algn="ctr">
+                  <w14:noFill/>
+                  <w14:prstDash w14:val="solid"/>
+                  <w14:round/>
+                </w14:textOutline>
+              </w:rPr>
+              <w:t>2</w:t>
+            </w:r>
+            <w:r>
+              <w:rPr>
+                <w:rStyle w:val="IntenseEmphasis"/>
+                <w:rFonts w:eastAsia="Calibri Light"/>
+                <w:b w:val="0"/>
+                <w:bCs w:val="0"/>
+                <w:i w:val="0"/>
+                <w:iCs w:val="0"/>
+                <w:color w:val="000000" w:themeColor="text1"/>
+                <w:sz w:val="28"/>
+                <w:szCs w:val="28"/>
+                <w14:shadow w14:blurRad="38100" w14:dist="19050" w14:dir="2700000" w14:sx="100000" w14:sy="100000" w14:kx="0" w14:ky="0" w14:algn="tl">
+                  <w14:schemeClr w14:val="dk1">
+                    <w14:alpha w14:val="60000"/>
+                  </w14:schemeClr>
+                </w14:shadow>
+                <w14:textOutline w14:w="0" w14:cap="flat" w14:cmpd="sng" w14:algn="ctr">
+                  <w14:noFill/>
+                  <w14:prstDash w14:val="solid"/>
+                  <w14:round/>
+                </w14:textOutline>
+              </w:rPr>
+              <w:t>5</w:t>
+            </w:r>
+            <w:r>
+              <w:rPr>
+                <w:rStyle w:val="IntenseEmphasis"/>
+                <w:rFonts w:eastAsia="Calibri Light"/>
+                <w:b w:val="0"/>
+                <w:bCs w:val="0"/>
+                <w:i w:val="0"/>
+                <w:iCs w:val="0"/>
+                <w:color w:val="000000" w:themeColor="text1"/>
+                <w:sz w:val="28"/>
+                <w:szCs w:val="28"/>
+                <w14:shadow w14:blurRad="38100" w14:dist="19050" w14:dir="2700000" w14:sx="100000" w14:sy="100000" w14:kx="0" w14:ky="0" w14:algn="tl">
+                  <w14:schemeClr w14:val="dk1">
+                    <w14:alpha w14:val="60000"/>
+                  </w14:schemeClr>
+                </w14:shadow>
+                <w14:textOutline w14:w="0" w14:cap="flat" w14:cmpd="sng" w14:algn="ctr">
+                  <w14:noFill/>
+                  <w14:prstDash w14:val="solid"/>
+                  <w14:round/>
+                </w14:textOutline>
+              </w:rPr>
+              <w:t>,000 /-</w:t>
             </w:r>
           </w:p>
         </w:tc>
